--- a/lessons/4-4/downloads/reveal/teacher/4.4-homework-packet-level-1.docx
+++ b/lessons/4-4/downloads/reveal/teacher/4.4-homework-packet-level-1.docx
@@ -15,8 +15,8 @@
         <w:rPr>
           <w:rFonts w:ascii="Avenir Next" w:hAnsi="Avenir Next" w:cs="Avenir Next" w:eastAsia="Avenir Next"/>
           <w:color w:val="1A1A1A"/>
-          <w:sz w:val="22"/>
-          <w:szCs w:val="22"/>
+          <w:sz w:val="23"/>
+          <w:szCs w:val="23"/>
         </w:rPr>
         <w:t xml:space="preserve">Name</w:t>
       </w:r>
@@ -24,8 +24,8 @@
         <w:rPr>
           <w:rFonts w:ascii="Avenir Next" w:hAnsi="Avenir Next" w:cs="Avenir Next" w:eastAsia="Avenir Next"/>
           <w:color w:val="1A1A1A"/>
-          <w:sz w:val="22"/>
-          <w:szCs w:val="22"/>
+          <w:sz w:val="23"/>
+          <w:szCs w:val="23"/>
         </w:rPr>
         <w:tab/>
       </w:r>
@@ -33,8 +33,8 @@
         <w:rPr>
           <w:rFonts w:ascii="Avenir Next" w:hAnsi="Avenir Next" w:cs="Avenir Next" w:eastAsia="Avenir Next"/>
           <w:color w:val="1A1A1A"/>
-          <w:sz w:val="22"/>
-          <w:szCs w:val="22"/>
+          <w:sz w:val="23"/>
+          <w:szCs w:val="23"/>
         </w:rPr>
         <w:t xml:space="preserve">   Date</w:t>
       </w:r>
@@ -42,8 +42,8 @@
         <w:rPr>
           <w:rFonts w:ascii="Avenir Next" w:hAnsi="Avenir Next" w:cs="Avenir Next" w:eastAsia="Avenir Next"/>
           <w:color w:val="1A1A1A"/>
-          <w:sz w:val="22"/>
-          <w:szCs w:val="22"/>
+          <w:sz w:val="23"/>
+          <w:szCs w:val="23"/>
         </w:rPr>
         <w:tab/>
       </w:r>
@@ -51,8 +51,8 @@
         <w:rPr>
           <w:rFonts w:ascii="Avenir Next" w:hAnsi="Avenir Next" w:cs="Avenir Next" w:eastAsia="Avenir Next"/>
           <w:color w:val="1A1A1A"/>
-          <w:sz w:val="22"/>
-          <w:szCs w:val="22"/>
+          <w:sz w:val="23"/>
+          <w:szCs w:val="23"/>
         </w:rPr>
         <w:t xml:space="preserve">   Period</w:t>
       </w:r>
@@ -60,8 +60,8 @@
         <w:rPr>
           <w:rFonts w:ascii="Avenir Next" w:hAnsi="Avenir Next" w:cs="Avenir Next" w:eastAsia="Avenir Next"/>
           <w:color w:val="1A1A1A"/>
-          <w:sz w:val="22"/>
-          <w:szCs w:val="22"/>
+          <w:sz w:val="23"/>
+          <w:szCs w:val="23"/>
         </w:rPr>
         <w:tab/>
       </w:r>
@@ -78,8 +78,8 @@
           <w:caps/>
           <w:color w:val="003A70"/>
           <w:spacing w:val="12"/>
-          <w:sz w:val="21"/>
-          <w:szCs w:val="21"/>
+          <w:sz w:val="22"/>
+          <w:szCs w:val="22"/>
         </w:rPr>
         <w:t xml:space="preserve">Lesson 4-4  ·  Homework Packet  ·  Level 1  ·  Sheet 1 of 2</w:t>
       </w:r>
@@ -114,7 +114,7 @@
           <w:sz w:val="17"/>
           <w:szCs w:val="17"/>
         </w:rPr>
-        <w:t xml:space="preserve">Maryland Standard 6.RP.A.3c   ·   Learning target — I can find the percent of a number exactly.</w:t>
+        <w:t xml:space="preserve">Maryland Standard 6.AT.4   ·   Learning target — I can find the percent of a number exactly.</w:t>
       </w:r>
     </w:p>
     <w:p>
@@ -185,8 +185,8 @@
                 <w:rFonts w:ascii="Avenir Next" w:hAnsi="Avenir Next" w:cs="Avenir Next" w:eastAsia="Avenir Next"/>
                 <w:b/>
                 <w:color w:val="003A70"/>
-                <w:sz w:val="18"/>
-                <w:szCs w:val="18"/>
+                <w:sz w:val="22"/>
+                <w:szCs w:val="22"/>
               </w:rPr>
               <w:t xml:space="preserve">•</w:t>
             </w:r>
@@ -194,8 +194,8 @@
               <w:rPr>
                 <w:rFonts w:ascii="Avenir Next" w:hAnsi="Avenir Next" w:cs="Avenir Next" w:eastAsia="Avenir Next"/>
                 <w:color w:val="1A1A1A"/>
-                <w:sz w:val="18"/>
-                <w:szCs w:val="18"/>
+                <w:sz w:val="22"/>
+                <w:szCs w:val="22"/>
               </w:rPr>
               <w:tab/>
             </w:r>
@@ -203,8 +203,8 @@
               <w:rPr>
                 <w:rFonts w:ascii="Avenir Next" w:hAnsi="Avenir Next" w:cs="Avenir Next" w:eastAsia="Avenir Next"/>
                 <w:color w:val="1A1A1A"/>
-                <w:sz w:val="18"/>
-                <w:szCs w:val="18"/>
+                <w:sz w:val="22"/>
+                <w:szCs w:val="22"/>
               </w:rPr>
               <w:t xml:space="preserve">The </w:t>
             </w:r>
@@ -213,8 +213,8 @@
                 <w:rFonts w:ascii="Avenir Next" w:hAnsi="Avenir Next" w:cs="Avenir Next" w:eastAsia="Avenir Next"/>
                 <w:b/>
                 <w:color w:val="1A1A1A"/>
-                <w:sz w:val="18"/>
-                <w:szCs w:val="18"/>
+                <w:sz w:val="22"/>
+                <w:szCs w:val="22"/>
               </w:rPr>
               <w:t xml:space="preserve">whole</w:t>
             </w:r>
@@ -222,8 +222,8 @@
               <w:rPr>
                 <w:rFonts w:ascii="Avenir Next" w:hAnsi="Avenir Next" w:cs="Avenir Next" w:eastAsia="Avenir Next"/>
                 <w:color w:val="1A1A1A"/>
-                <w:sz w:val="18"/>
-                <w:szCs w:val="18"/>
+                <w:sz w:val="22"/>
+                <w:szCs w:val="22"/>
               </w:rPr>
               <w:t xml:space="preserve"> comes after “of.” In 30% of 80, the whole is 80.</w:t>
             </w:r>
@@ -241,8 +241,8 @@
                 <w:rFonts w:ascii="Avenir Next" w:hAnsi="Avenir Next" w:cs="Avenir Next" w:eastAsia="Avenir Next"/>
                 <w:b/>
                 <w:color w:val="003A70"/>
-                <w:sz w:val="18"/>
-                <w:szCs w:val="18"/>
+                <w:sz w:val="22"/>
+                <w:szCs w:val="22"/>
               </w:rPr>
               <w:t xml:space="preserve">•</w:t>
             </w:r>
@@ -250,8 +250,8 @@
               <w:rPr>
                 <w:rFonts w:ascii="Avenir Next" w:hAnsi="Avenir Next" w:cs="Avenir Next" w:eastAsia="Avenir Next"/>
                 <w:color w:val="1A1A1A"/>
-                <w:sz w:val="18"/>
-                <w:szCs w:val="18"/>
+                <w:sz w:val="22"/>
+                <w:szCs w:val="22"/>
               </w:rPr>
               <w:tab/>
             </w:r>
@@ -259,8 +259,8 @@
               <w:rPr>
                 <w:rFonts w:ascii="Avenir Next" w:hAnsi="Avenir Next" w:cs="Avenir Next" w:eastAsia="Avenir Next"/>
                 <w:color w:val="1A1A1A"/>
-                <w:sz w:val="18"/>
-                <w:szCs w:val="18"/>
+                <w:sz w:val="22"/>
+                <w:szCs w:val="22"/>
               </w:rPr>
               <w:t xml:space="preserve">Percent to decimal, then multiply: 0.3 × 80 = 24.</w:t>
             </w:r>
@@ -278,8 +278,8 @@
                 <w:rFonts w:ascii="Avenir Next" w:hAnsi="Avenir Next" w:cs="Avenir Next" w:eastAsia="Avenir Next"/>
                 <w:b/>
                 <w:color w:val="003A70"/>
-                <w:sz w:val="18"/>
-                <w:szCs w:val="18"/>
+                <w:sz w:val="22"/>
+                <w:szCs w:val="22"/>
               </w:rPr>
               <w:t xml:space="preserve">•</w:t>
             </w:r>
@@ -287,8 +287,8 @@
               <w:rPr>
                 <w:rFonts w:ascii="Avenir Next" w:hAnsi="Avenir Next" w:cs="Avenir Next" w:eastAsia="Avenir Next"/>
                 <w:color w:val="1A1A1A"/>
-                <w:sz w:val="18"/>
-                <w:szCs w:val="18"/>
+                <w:sz w:val="22"/>
+                <w:szCs w:val="22"/>
               </w:rPr>
               <w:tab/>
             </w:r>
@@ -296,8 +296,8 @@
               <w:rPr>
                 <w:rFonts w:ascii="Avenir Next" w:hAnsi="Avenir Next" w:cs="Avenir Next" w:eastAsia="Avenir Next"/>
                 <w:color w:val="1A1A1A"/>
-                <w:sz w:val="18"/>
-                <w:szCs w:val="18"/>
+                <w:sz w:val="22"/>
+                <w:szCs w:val="22"/>
               </w:rPr>
               <w:t xml:space="preserve">Or use 10%: 10% of 80 = 8, so 30% = 3 × 8 = 24.</w:t>
             </w:r>
@@ -333,8 +333,8 @@
               <w:rPr>
                 <w:rFonts w:ascii="Avenir Next" w:hAnsi="Avenir Next" w:cs="Avenir Next" w:eastAsia="Avenir Next"/>
                 <w:color w:val="1A1A1A"/>
-                <w:sz w:val="17"/>
-                <w:szCs w:val="17"/>
+                <w:sz w:val="21"/>
+                <w:szCs w:val="21"/>
               </w:rPr>
               <w:t xml:space="preserve">Find 35% of 60.</w:t>
             </w:r>
@@ -352,8 +352,8 @@
                 <w:rFonts w:ascii="Avenir Next" w:hAnsi="Avenir Next" w:cs="Avenir Next" w:eastAsia="Avenir Next"/>
                 <w:b/>
                 <w:color w:val="003A70"/>
-                <w:sz w:val="17"/>
-                <w:szCs w:val="17"/>
+                <w:sz w:val="21"/>
+                <w:szCs w:val="21"/>
               </w:rPr>
               <w:t xml:space="preserve">Step 1</w:t>
             </w:r>
@@ -361,8 +361,8 @@
               <w:rPr>
                 <w:rFonts w:ascii="Avenir Next" w:hAnsi="Avenir Next" w:cs="Avenir Next" w:eastAsia="Avenir Next"/>
                 <w:color w:val="1A1A1A"/>
-                <w:sz w:val="17"/>
-                <w:szCs w:val="17"/>
+                <w:sz w:val="21"/>
+                <w:szCs w:val="21"/>
               </w:rPr>
               <w:tab/>
             </w:r>
@@ -370,8 +370,8 @@
               <w:rPr>
                 <w:rFonts w:ascii="Avenir Next" w:hAnsi="Avenir Next" w:cs="Avenir Next" w:eastAsia="Avenir Next"/>
                 <w:color w:val="1A1A1A"/>
-                <w:sz w:val="17"/>
-                <w:szCs w:val="17"/>
+                <w:sz w:val="21"/>
+                <w:szCs w:val="21"/>
               </w:rPr>
               <w:t xml:space="preserve">Write 35% as a decimal: 0.35.</w:t>
             </w:r>
@@ -389,8 +389,8 @@
                 <w:rFonts w:ascii="Avenir Next" w:hAnsi="Avenir Next" w:cs="Avenir Next" w:eastAsia="Avenir Next"/>
                 <w:b/>
                 <w:color w:val="003A70"/>
-                <w:sz w:val="17"/>
-                <w:szCs w:val="17"/>
+                <w:sz w:val="21"/>
+                <w:szCs w:val="21"/>
               </w:rPr>
               <w:t xml:space="preserve">Step 2</w:t>
             </w:r>
@@ -398,8 +398,8 @@
               <w:rPr>
                 <w:rFonts w:ascii="Avenir Next" w:hAnsi="Avenir Next" w:cs="Avenir Next" w:eastAsia="Avenir Next"/>
                 <w:color w:val="1A1A1A"/>
-                <w:sz w:val="17"/>
-                <w:szCs w:val="17"/>
+                <w:sz w:val="21"/>
+                <w:szCs w:val="21"/>
               </w:rPr>
               <w:tab/>
             </w:r>
@@ -407,8 +407,8 @@
               <w:rPr>
                 <w:rFonts w:ascii="Avenir Next" w:hAnsi="Avenir Next" w:cs="Avenir Next" w:eastAsia="Avenir Next"/>
                 <w:color w:val="1A1A1A"/>
-                <w:sz w:val="17"/>
-                <w:szCs w:val="17"/>
+                <w:sz w:val="21"/>
+                <w:szCs w:val="21"/>
               </w:rPr>
               <w:t xml:space="preserve">Multiply: 0.35 × 60 = 21.</w:t>
             </w:r>
@@ -426,8 +426,8 @@
                 <w:rFonts w:ascii="Avenir Next" w:hAnsi="Avenir Next" w:cs="Avenir Next" w:eastAsia="Avenir Next"/>
                 <w:b/>
                 <w:color w:val="003A70"/>
-                <w:sz w:val="17"/>
-                <w:szCs w:val="17"/>
+                <w:sz w:val="21"/>
+                <w:szCs w:val="21"/>
               </w:rPr>
               <w:t xml:space="preserve">Step 3</w:t>
             </w:r>
@@ -435,8 +435,8 @@
               <w:rPr>
                 <w:rFonts w:ascii="Avenir Next" w:hAnsi="Avenir Next" w:cs="Avenir Next" w:eastAsia="Avenir Next"/>
                 <w:color w:val="1A1A1A"/>
-                <w:sz w:val="17"/>
-                <w:szCs w:val="17"/>
+                <w:sz w:val="21"/>
+                <w:szCs w:val="21"/>
               </w:rPr>
               <w:tab/>
             </w:r>
@@ -444,8 +444,8 @@
               <w:rPr>
                 <w:rFonts w:ascii="Avenir Next" w:hAnsi="Avenir Next" w:cs="Avenir Next" w:eastAsia="Avenir Next"/>
                 <w:color w:val="1A1A1A"/>
-                <w:sz w:val="17"/>
-                <w:szCs w:val="17"/>
+                <w:sz w:val="21"/>
+                <w:szCs w:val="21"/>
               </w:rPr>
               <w:t xml:space="preserve">Check with 10%: 6 + 6 + 6 + 3 = 21.</w:t>
             </w:r>
@@ -463,8 +463,8 @@
                 <w:rFonts w:ascii="Avenir Next" w:hAnsi="Avenir Next" w:cs="Avenir Next" w:eastAsia="Avenir Next"/>
                 <w:b/>
                 <w:color w:val="1A1A1A"/>
-                <w:sz w:val="17"/>
-                <w:szCs w:val="17"/>
+                <w:sz w:val="21"/>
+                <w:szCs w:val="21"/>
               </w:rPr>
               <w:t xml:space="preserve">Answer</w:t>
             </w:r>
@@ -472,8 +472,8 @@
               <w:rPr>
                 <w:rFonts w:ascii="Avenir Next" w:hAnsi="Avenir Next" w:cs="Avenir Next" w:eastAsia="Avenir Next"/>
                 <w:color w:val="1A1A1A"/>
-                <w:sz w:val="17"/>
-                <w:szCs w:val="17"/>
+                <w:sz w:val="21"/>
+                <w:szCs w:val="21"/>
               </w:rPr>
               <w:tab/>
             </w:r>
@@ -482,8 +482,8 @@
                 <w:rFonts w:ascii="Avenir Next" w:hAnsi="Avenir Next" w:cs="Avenir Next" w:eastAsia="Avenir Next"/>
                 <w:b/>
                 <w:color w:val="1A1A1A"/>
-                <w:sz w:val="17"/>
-                <w:szCs w:val="17"/>
+                <w:sz w:val="21"/>
+                <w:szCs w:val="21"/>
               </w:rPr>
               <w:t xml:space="preserve">21</w:t>
             </w:r>
@@ -555,17 +555,17 @@
                 <w:rFonts w:ascii="Avenir Next" w:hAnsi="Avenir Next" w:cs="Avenir Next" w:eastAsia="Avenir Next"/>
                 <w:b/>
                 <w:color w:val="1A1A1A"/>
-                <w:sz w:val="21"/>
-                <w:szCs w:val="21"/>
-              </w:rPr>
-              <w:t xml:space="preserve">percent</w:t>
+                <w:sz w:val="22"/>
+                <w:szCs w:val="22"/>
+              </w:rPr>
+              <w:t xml:space="preserve">percent (por ciento)</w:t>
             </w:r>
             <w:r>
               <w:rPr>
                 <w:rFonts w:ascii="Avenir Next" w:hAnsi="Avenir Next" w:cs="Avenir Next" w:eastAsia="Avenir Next"/>
                 <w:color w:val="5A5F66"/>
-                <w:sz w:val="21"/>
-                <w:szCs w:val="21"/>
+                <w:sz w:val="22"/>
+                <w:szCs w:val="22"/>
               </w:rPr>
               <w:t xml:space="preserve"> — </w:t>
             </w:r>
@@ -573,8 +573,8 @@
               <w:rPr>
                 <w:rFonts w:ascii="Avenir Next" w:hAnsi="Avenir Next" w:cs="Avenir Next" w:eastAsia="Avenir Next"/>
                 <w:color w:val="1A1A1A"/>
-                <w:sz w:val="21"/>
-                <w:szCs w:val="21"/>
+                <w:sz w:val="22"/>
+                <w:szCs w:val="22"/>
               </w:rPr>
               <w:t xml:space="preserve">out of 100</w:t>
             </w:r>
@@ -588,17 +588,17 @@
                 <w:rFonts w:ascii="Avenir Next" w:hAnsi="Avenir Next" w:cs="Avenir Next" w:eastAsia="Avenir Next"/>
                 <w:b/>
                 <w:color w:val="1A1A1A"/>
-                <w:sz w:val="21"/>
-                <w:szCs w:val="21"/>
-              </w:rPr>
-              <w:t xml:space="preserve">whole</w:t>
+                <w:sz w:val="22"/>
+                <w:szCs w:val="22"/>
+              </w:rPr>
+              <w:t xml:space="preserve">whole (el entero)</w:t>
             </w:r>
             <w:r>
               <w:rPr>
                 <w:rFonts w:ascii="Avenir Next" w:hAnsi="Avenir Next" w:cs="Avenir Next" w:eastAsia="Avenir Next"/>
                 <w:color w:val="5A5F66"/>
-                <w:sz w:val="21"/>
-                <w:szCs w:val="21"/>
+                <w:sz w:val="22"/>
+                <w:szCs w:val="22"/>
               </w:rPr>
               <w:t xml:space="preserve"> — </w:t>
             </w:r>
@@ -606,8 +606,8 @@
               <w:rPr>
                 <w:rFonts w:ascii="Avenir Next" w:hAnsi="Avenir Next" w:cs="Avenir Next" w:eastAsia="Avenir Next"/>
                 <w:color w:val="1A1A1A"/>
-                <w:sz w:val="21"/>
-                <w:szCs w:val="21"/>
+                <w:sz w:val="22"/>
+                <w:szCs w:val="22"/>
               </w:rPr>
               <w:t xml:space="preserve">the full amount; it comes after “of”</w:t>
             </w:r>
@@ -632,17 +632,17 @@
                 <w:rFonts w:ascii="Avenir Next" w:hAnsi="Avenir Next" w:cs="Avenir Next" w:eastAsia="Avenir Next"/>
                 <w:b/>
                 <w:color w:val="1A1A1A"/>
-                <w:sz w:val="21"/>
-                <w:szCs w:val="21"/>
-              </w:rPr>
-              <w:t xml:space="preserve">part</w:t>
+                <w:sz w:val="22"/>
+                <w:szCs w:val="22"/>
+              </w:rPr>
+              <w:t xml:space="preserve">part (la parte)</w:t>
             </w:r>
             <w:r>
               <w:rPr>
                 <w:rFonts w:ascii="Avenir Next" w:hAnsi="Avenir Next" w:cs="Avenir Next" w:eastAsia="Avenir Next"/>
                 <w:color w:val="5A5F66"/>
-                <w:sz w:val="21"/>
-                <w:szCs w:val="21"/>
+                <w:sz w:val="22"/>
+                <w:szCs w:val="22"/>
               </w:rPr>
               <w:t xml:space="preserve"> — </w:t>
             </w:r>
@@ -650,8 +650,8 @@
               <w:rPr>
                 <w:rFonts w:ascii="Avenir Next" w:hAnsi="Avenir Next" w:cs="Avenir Next" w:eastAsia="Avenir Next"/>
                 <w:color w:val="1A1A1A"/>
-                <w:sz w:val="21"/>
-                <w:szCs w:val="21"/>
+                <w:sz w:val="22"/>
+                <w:szCs w:val="22"/>
               </w:rPr>
               <w:t xml:space="preserve">the piece the percent tells about</w:t>
             </w:r>
@@ -665,17 +665,17 @@
                 <w:rFonts w:ascii="Avenir Next" w:hAnsi="Avenir Next" w:cs="Avenir Next" w:eastAsia="Avenir Next"/>
                 <w:b/>
                 <w:color w:val="1A1A1A"/>
-                <w:sz w:val="21"/>
-                <w:szCs w:val="21"/>
-              </w:rPr>
-              <w:t xml:space="preserve">decimal</w:t>
+                <w:sz w:val="22"/>
+                <w:szCs w:val="22"/>
+              </w:rPr>
+              <w:t xml:space="preserve">decimal (el decimal)</w:t>
             </w:r>
             <w:r>
               <w:rPr>
                 <w:rFonts w:ascii="Avenir Next" w:hAnsi="Avenir Next" w:cs="Avenir Next" w:eastAsia="Avenir Next"/>
                 <w:color w:val="5A5F66"/>
-                <w:sz w:val="21"/>
-                <w:szCs w:val="21"/>
+                <w:sz w:val="22"/>
+                <w:szCs w:val="22"/>
               </w:rPr>
               <w:t xml:space="preserve"> — </w:t>
             </w:r>
@@ -683,8 +683,8 @@
               <w:rPr>
                 <w:rFonts w:ascii="Avenir Next" w:hAnsi="Avenir Next" w:cs="Avenir Next" w:eastAsia="Avenir Next"/>
                 <w:color w:val="1A1A1A"/>
-                <w:sz w:val="21"/>
-                <w:szCs w:val="21"/>
+                <w:sz w:val="22"/>
+                <w:szCs w:val="22"/>
               </w:rPr>
               <w:t xml:space="preserve">45% = 0.45</w:t>
             </w:r>
@@ -702,6 +702,7 @@
           <w:tab w:val="right" w:pos="9504"/>
         </w:tabs>
         <w:spacing w:before="90" w:after="50" w:line="240" w:lineRule="auto"/>
+        <w:outlineLvl w:val="1"/>
       </w:pPr>
       <w:r>
         <w:rPr>
@@ -709,8 +710,8 @@
           <w:b/>
           <w:color w:val="003A70"/>
           <w:spacing w:val="14"/>
-          <w:sz w:val="21"/>
-          <w:szCs w:val="21"/>
+          <w:sz w:val="22"/>
+          <w:szCs w:val="22"/>
         </w:rPr>
         <w:t xml:space="preserve">PRACTICE</w:t>
       </w:r>
@@ -786,8 +787,8 @@
                 <w:rFonts w:ascii="Avenir Next" w:hAnsi="Avenir Next" w:cs="Avenir Next" w:eastAsia="Avenir Next"/>
                 <w:b/>
                 <w:color w:val="1A1A1A"/>
-                <w:sz w:val="22"/>
-                <w:szCs w:val="22"/>
+                <w:sz w:val="24"/>
+                <w:szCs w:val="24"/>
               </w:rPr>
               <w:t xml:space="preserve">1.</w:t>
             </w:r>
@@ -795,8 +796,8 @@
               <w:rPr>
                 <w:rFonts w:ascii="Avenir Next" w:hAnsi="Avenir Next" w:cs="Avenir Next" w:eastAsia="Avenir Next"/>
                 <w:color w:val="1A1A1A"/>
-                <w:sz w:val="22"/>
-                <w:szCs w:val="22"/>
+                <w:sz w:val="24"/>
+                <w:szCs w:val="24"/>
               </w:rPr>
               <w:tab/>
             </w:r>
@@ -804,8 +805,8 @@
               <w:rPr>
                 <w:rFonts w:ascii="Avenir Next" w:hAnsi="Avenir Next" w:cs="Avenir Next" w:eastAsia="Avenir Next"/>
                 <w:color w:val="1A1A1A"/>
-                <w:sz w:val="22"/>
-                <w:szCs w:val="22"/>
+                <w:sz w:val="24"/>
+                <w:szCs w:val="24"/>
               </w:rPr>
               <w:t xml:space="preserve">Find each part.</w:t>
             </w:r>
@@ -824,8 +825,8 @@
                 <w:rFonts w:ascii="Avenir Next" w:hAnsi="Avenir Next" w:cs="Avenir Next" w:eastAsia="Avenir Next"/>
                 <w:b/>
                 <w:color w:val="003A70"/>
-                <w:sz w:val="18"/>
-                <w:szCs w:val="18"/>
+                <w:sz w:val="21"/>
+                <w:szCs w:val="21"/>
               </w:rPr>
               <w:t xml:space="preserve">Step 1</w:t>
             </w:r>
@@ -833,8 +834,8 @@
               <w:rPr>
                 <w:rFonts w:ascii="Avenir Next" w:hAnsi="Avenir Next" w:cs="Avenir Next" w:eastAsia="Avenir Next"/>
                 <w:color w:val="1A1A1A"/>
-                <w:sz w:val="18"/>
-                <w:szCs w:val="18"/>
+                <w:sz w:val="21"/>
+                <w:szCs w:val="21"/>
               </w:rPr>
               <w:tab/>
             </w:r>
@@ -842,8 +843,8 @@
               <w:rPr>
                 <w:rFonts w:ascii="Avenir Next" w:hAnsi="Avenir Next" w:cs="Avenir Next" w:eastAsia="Avenir Next"/>
                 <w:color w:val="1A1A1A"/>
-                <w:sz w:val="21"/>
-                <w:szCs w:val="21"/>
+                <w:sz w:val="22"/>
+                <w:szCs w:val="22"/>
               </w:rPr>
               <w:t xml:space="preserve">Write the percent as a decimal.</w:t>
             </w:r>
@@ -862,8 +863,8 @@
                 <w:rFonts w:ascii="Avenir Next" w:hAnsi="Avenir Next" w:cs="Avenir Next" w:eastAsia="Avenir Next"/>
                 <w:b/>
                 <w:color w:val="003A70"/>
-                <w:sz w:val="18"/>
-                <w:szCs w:val="18"/>
+                <w:sz w:val="21"/>
+                <w:szCs w:val="21"/>
               </w:rPr>
               <w:t xml:space="preserve">Step 2</w:t>
             </w:r>
@@ -871,8 +872,8 @@
               <w:rPr>
                 <w:rFonts w:ascii="Avenir Next" w:hAnsi="Avenir Next" w:cs="Avenir Next" w:eastAsia="Avenir Next"/>
                 <w:color w:val="1A1A1A"/>
-                <w:sz w:val="18"/>
-                <w:szCs w:val="18"/>
+                <w:sz w:val="21"/>
+                <w:szCs w:val="21"/>
               </w:rPr>
               <w:tab/>
             </w:r>
@@ -880,8 +881,8 @@
               <w:rPr>
                 <w:rFonts w:ascii="Avenir Next" w:hAnsi="Avenir Next" w:cs="Avenir Next" w:eastAsia="Avenir Next"/>
                 <w:color w:val="1A1A1A"/>
-                <w:sz w:val="21"/>
-                <w:szCs w:val="21"/>
+                <w:sz w:val="22"/>
+                <w:szCs w:val="22"/>
               </w:rPr>
               <w:t xml:space="preserve">Multiply the decimal by the number after “of.”</w:t>
             </w:r>
@@ -936,8 +937,8 @@
                       <w:rFonts w:ascii="Avenir Next" w:hAnsi="Avenir Next" w:cs="Avenir Next" w:eastAsia="Avenir Next"/>
                       <w:b/>
                       <w:color w:val="003A70"/>
-                      <w:sz w:val="22"/>
-                      <w:szCs w:val="22"/>
+                      <w:sz w:val="24"/>
+                      <w:szCs w:val="24"/>
                     </w:rPr>
                     <w:t xml:space="preserve">a.</w:t>
                   </w:r>
@@ -945,8 +946,8 @@
                     <w:rPr>
                       <w:rFonts w:ascii="Avenir Next" w:hAnsi="Avenir Next" w:cs="Avenir Next" w:eastAsia="Avenir Next"/>
                       <w:color w:val="1A1A1A"/>
-                      <w:sz w:val="22"/>
-                      <w:szCs w:val="22"/>
+                      <w:sz w:val="24"/>
+                      <w:szCs w:val="24"/>
                     </w:rPr>
                     <w:tab/>
                   </w:r>
@@ -954,8 +955,8 @@
                     <w:rPr>
                       <w:rFonts w:ascii="Avenir Next" w:hAnsi="Avenir Next" w:cs="Avenir Next" w:eastAsia="Avenir Next"/>
                       <w:color w:val="1A1A1A"/>
-                      <w:sz w:val="22"/>
-                      <w:szCs w:val="22"/>
+                      <w:sz w:val="24"/>
+                      <w:szCs w:val="24"/>
                     </w:rPr>
                     <w:t xml:space="preserve">20% of 45 =</w:t>
                   </w:r>
@@ -963,8 +964,8 @@
                     <w:rPr>
                       <w:rFonts w:ascii="Avenir Next" w:hAnsi="Avenir Next" w:cs="Avenir Next" w:eastAsia="Avenir Next"/>
                       <w:color w:val="1A1A1A"/>
-                      <w:sz w:val="22"/>
-                      <w:szCs w:val="22"/>
+                      <w:sz w:val="24"/>
+                      <w:szCs w:val="24"/>
                     </w:rPr>
                     <w:t xml:space="preserve">  </w:t>
                   </w:r>
@@ -972,8 +973,8 @@
                     <w:rPr>
                       <w:rFonts w:ascii="Avenir Next" w:hAnsi="Avenir Next" w:cs="Avenir Next" w:eastAsia="Avenir Next"/>
                       <w:color w:val="1A1A1A"/>
-                      <w:sz w:val="22"/>
-                      <w:szCs w:val="22"/>
+                      <w:sz w:val="24"/>
+                      <w:szCs w:val="24"/>
                       <w:u w:val="single"/>
                     </w:rPr>
                     <w:t xml:space="preserve">          </w:t>
@@ -998,8 +999,8 @@
                       <w:rFonts w:ascii="Avenir Next" w:hAnsi="Avenir Next" w:cs="Avenir Next" w:eastAsia="Avenir Next"/>
                       <w:b/>
                       <w:color w:val="003A70"/>
-                      <w:sz w:val="22"/>
-                      <w:szCs w:val="22"/>
+                      <w:sz w:val="24"/>
+                      <w:szCs w:val="24"/>
                     </w:rPr>
                     <w:t xml:space="preserve">b.</w:t>
                   </w:r>
@@ -1007,8 +1008,8 @@
                     <w:rPr>
                       <w:rFonts w:ascii="Avenir Next" w:hAnsi="Avenir Next" w:cs="Avenir Next" w:eastAsia="Avenir Next"/>
                       <w:color w:val="1A1A1A"/>
-                      <w:sz w:val="22"/>
-                      <w:szCs w:val="22"/>
+                      <w:sz w:val="24"/>
+                      <w:szCs w:val="24"/>
                     </w:rPr>
                     <w:tab/>
                   </w:r>
@@ -1016,8 +1017,8 @@
                     <w:rPr>
                       <w:rFonts w:ascii="Avenir Next" w:hAnsi="Avenir Next" w:cs="Avenir Next" w:eastAsia="Avenir Next"/>
                       <w:color w:val="1A1A1A"/>
-                      <w:sz w:val="22"/>
-                      <w:szCs w:val="22"/>
+                      <w:sz w:val="24"/>
+                      <w:szCs w:val="24"/>
                     </w:rPr>
                     <w:t xml:space="preserve">75% of 64 =</w:t>
                   </w:r>
@@ -1025,8 +1026,8 @@
                     <w:rPr>
                       <w:rFonts w:ascii="Avenir Next" w:hAnsi="Avenir Next" w:cs="Avenir Next" w:eastAsia="Avenir Next"/>
                       <w:color w:val="1A1A1A"/>
-                      <w:sz w:val="22"/>
-                      <w:szCs w:val="22"/>
+                      <w:sz w:val="24"/>
+                      <w:szCs w:val="24"/>
                     </w:rPr>
                     <w:t xml:space="preserve">  </w:t>
                   </w:r>
@@ -1034,8 +1035,8 @@
                     <w:rPr>
                       <w:rFonts w:ascii="Avenir Next" w:hAnsi="Avenir Next" w:cs="Avenir Next" w:eastAsia="Avenir Next"/>
                       <w:color w:val="1A1A1A"/>
-                      <w:sz w:val="22"/>
-                      <w:szCs w:val="22"/>
+                      <w:sz w:val="24"/>
+                      <w:szCs w:val="24"/>
                       <w:u w:val="single"/>
                     </w:rPr>
                     <w:t xml:space="preserve">          </w:t>
@@ -1060,8 +1061,8 @@
                       <w:rFonts w:ascii="Avenir Next" w:hAnsi="Avenir Next" w:cs="Avenir Next" w:eastAsia="Avenir Next"/>
                       <w:b/>
                       <w:color w:val="003A70"/>
-                      <w:sz w:val="22"/>
-                      <w:szCs w:val="22"/>
+                      <w:sz w:val="24"/>
+                      <w:szCs w:val="24"/>
                     </w:rPr>
                     <w:t xml:space="preserve">c.</w:t>
                   </w:r>
@@ -1069,8 +1070,8 @@
                     <w:rPr>
                       <w:rFonts w:ascii="Avenir Next" w:hAnsi="Avenir Next" w:cs="Avenir Next" w:eastAsia="Avenir Next"/>
                       <w:color w:val="1A1A1A"/>
-                      <w:sz w:val="22"/>
-                      <w:szCs w:val="22"/>
+                      <w:sz w:val="24"/>
+                      <w:szCs w:val="24"/>
                     </w:rPr>
                     <w:tab/>
                   </w:r>
@@ -1078,8 +1079,8 @@
                     <w:rPr>
                       <w:rFonts w:ascii="Avenir Next" w:hAnsi="Avenir Next" w:cs="Avenir Next" w:eastAsia="Avenir Next"/>
                       <w:color w:val="1A1A1A"/>
-                      <w:sz w:val="22"/>
-                      <w:szCs w:val="22"/>
+                      <w:sz w:val="24"/>
+                      <w:szCs w:val="24"/>
                     </w:rPr>
                     <w:t xml:space="preserve">6% of 350 =</w:t>
                   </w:r>
@@ -1087,8 +1088,8 @@
                     <w:rPr>
                       <w:rFonts w:ascii="Avenir Next" w:hAnsi="Avenir Next" w:cs="Avenir Next" w:eastAsia="Avenir Next"/>
                       <w:color w:val="1A1A1A"/>
-                      <w:sz w:val="22"/>
-                      <w:szCs w:val="22"/>
+                      <w:sz w:val="24"/>
+                      <w:szCs w:val="24"/>
                     </w:rPr>
                     <w:t xml:space="preserve">  </w:t>
                   </w:r>
@@ -1096,8 +1097,8 @@
                     <w:rPr>
                       <w:rFonts w:ascii="Avenir Next" w:hAnsi="Avenir Next" w:cs="Avenir Next" w:eastAsia="Avenir Next"/>
                       <w:color w:val="1A1A1A"/>
-                      <w:sz w:val="22"/>
-                      <w:szCs w:val="22"/>
+                      <w:sz w:val="24"/>
+                      <w:szCs w:val="24"/>
                       <w:u w:val="single"/>
                     </w:rPr>
                     <w:t xml:space="preserve">          </w:t>
@@ -1128,8 +1129,8 @@
                       <w:rFonts w:ascii="Avenir Next" w:hAnsi="Avenir Next" w:cs="Avenir Next" w:eastAsia="Avenir Next"/>
                       <w:b/>
                       <w:color w:val="003A70"/>
-                      <w:sz w:val="22"/>
-                      <w:szCs w:val="22"/>
+                      <w:sz w:val="24"/>
+                      <w:szCs w:val="24"/>
                     </w:rPr>
                     <w:t xml:space="preserve">d.</w:t>
                   </w:r>
@@ -1137,8 +1138,8 @@
                     <w:rPr>
                       <w:rFonts w:ascii="Avenir Next" w:hAnsi="Avenir Next" w:cs="Avenir Next" w:eastAsia="Avenir Next"/>
                       <w:color w:val="1A1A1A"/>
-                      <w:sz w:val="22"/>
-                      <w:szCs w:val="22"/>
+                      <w:sz w:val="24"/>
+                      <w:szCs w:val="24"/>
                     </w:rPr>
                     <w:tab/>
                   </w:r>
@@ -1146,8 +1147,8 @@
                     <w:rPr>
                       <w:rFonts w:ascii="Avenir Next" w:hAnsi="Avenir Next" w:cs="Avenir Next" w:eastAsia="Avenir Next"/>
                       <w:color w:val="1A1A1A"/>
-                      <w:sz w:val="22"/>
-                      <w:szCs w:val="22"/>
+                      <w:sz w:val="24"/>
+                      <w:szCs w:val="24"/>
                     </w:rPr>
                     <w:t xml:space="preserve">45% of 80 =</w:t>
                   </w:r>
@@ -1155,8 +1156,8 @@
                     <w:rPr>
                       <w:rFonts w:ascii="Avenir Next" w:hAnsi="Avenir Next" w:cs="Avenir Next" w:eastAsia="Avenir Next"/>
                       <w:color w:val="1A1A1A"/>
-                      <w:sz w:val="22"/>
-                      <w:szCs w:val="22"/>
+                      <w:sz w:val="24"/>
+                      <w:szCs w:val="24"/>
                     </w:rPr>
                     <w:t xml:space="preserve">  </w:t>
                   </w:r>
@@ -1164,8 +1165,8 @@
                     <w:rPr>
                       <w:rFonts w:ascii="Avenir Next" w:hAnsi="Avenir Next" w:cs="Avenir Next" w:eastAsia="Avenir Next"/>
                       <w:color w:val="1A1A1A"/>
-                      <w:sz w:val="22"/>
-                      <w:szCs w:val="22"/>
+                      <w:sz w:val="24"/>
+                      <w:szCs w:val="24"/>
                       <w:u w:val="single"/>
                     </w:rPr>
                     <w:t xml:space="preserve">          </w:t>
@@ -1190,8 +1191,8 @@
                       <w:rFonts w:ascii="Avenir Next" w:hAnsi="Avenir Next" w:cs="Avenir Next" w:eastAsia="Avenir Next"/>
                       <w:b/>
                       <w:color w:val="003A70"/>
-                      <w:sz w:val="22"/>
-                      <w:szCs w:val="22"/>
+                      <w:sz w:val="24"/>
+                      <w:szCs w:val="24"/>
                     </w:rPr>
                     <w:t xml:space="preserve">e.</w:t>
                   </w:r>
@@ -1199,8 +1200,8 @@
                     <w:rPr>
                       <w:rFonts w:ascii="Avenir Next" w:hAnsi="Avenir Next" w:cs="Avenir Next" w:eastAsia="Avenir Next"/>
                       <w:color w:val="1A1A1A"/>
-                      <w:sz w:val="22"/>
-                      <w:szCs w:val="22"/>
+                      <w:sz w:val="24"/>
+                      <w:szCs w:val="24"/>
                     </w:rPr>
                     <w:tab/>
                   </w:r>
@@ -1208,8 +1209,8 @@
                     <w:rPr>
                       <w:rFonts w:ascii="Avenir Next" w:hAnsi="Avenir Next" w:cs="Avenir Next" w:eastAsia="Avenir Next"/>
                       <w:color w:val="1A1A1A"/>
-                      <w:sz w:val="22"/>
-                      <w:szCs w:val="22"/>
+                      <w:sz w:val="24"/>
+                      <w:szCs w:val="24"/>
                     </w:rPr>
                     <w:t xml:space="preserve">150% of 30 =</w:t>
                   </w:r>
@@ -1217,8 +1218,8 @@
                     <w:rPr>
                       <w:rFonts w:ascii="Avenir Next" w:hAnsi="Avenir Next" w:cs="Avenir Next" w:eastAsia="Avenir Next"/>
                       <w:color w:val="1A1A1A"/>
-                      <w:sz w:val="22"/>
-                      <w:szCs w:val="22"/>
+                      <w:sz w:val="24"/>
+                      <w:szCs w:val="24"/>
                     </w:rPr>
                     <w:t xml:space="preserve">  </w:t>
                   </w:r>
@@ -1226,8 +1227,8 @@
                     <w:rPr>
                       <w:rFonts w:ascii="Avenir Next" w:hAnsi="Avenir Next" w:cs="Avenir Next" w:eastAsia="Avenir Next"/>
                       <w:color w:val="1A1A1A"/>
-                      <w:sz w:val="22"/>
-                      <w:szCs w:val="22"/>
+                      <w:sz w:val="24"/>
+                      <w:szCs w:val="24"/>
                       <w:u w:val="single"/>
                     </w:rPr>
                     <w:t xml:space="preserve">          </w:t>
@@ -1252,8 +1253,8 @@
                       <w:rFonts w:ascii="Avenir Next" w:hAnsi="Avenir Next" w:cs="Avenir Next" w:eastAsia="Avenir Next"/>
                       <w:b/>
                       <w:color w:val="003A70"/>
-                      <w:sz w:val="22"/>
-                      <w:szCs w:val="22"/>
+                      <w:sz w:val="24"/>
+                      <w:szCs w:val="24"/>
                     </w:rPr>
                     <w:t xml:space="preserve">f.</w:t>
                   </w:r>
@@ -1261,8 +1262,8 @@
                     <w:rPr>
                       <w:rFonts w:ascii="Avenir Next" w:hAnsi="Avenir Next" w:cs="Avenir Next" w:eastAsia="Avenir Next"/>
                       <w:color w:val="1A1A1A"/>
-                      <w:sz w:val="22"/>
-                      <w:szCs w:val="22"/>
+                      <w:sz w:val="24"/>
+                      <w:szCs w:val="24"/>
                     </w:rPr>
                     <w:tab/>
                   </w:r>
@@ -1270,8 +1271,8 @@
                     <w:rPr>
                       <w:rFonts w:ascii="Avenir Next" w:hAnsi="Avenir Next" w:cs="Avenir Next" w:eastAsia="Avenir Next"/>
                       <w:color w:val="1A1A1A"/>
-                      <w:sz w:val="22"/>
-                      <w:szCs w:val="22"/>
+                      <w:sz w:val="24"/>
+                      <w:szCs w:val="24"/>
                     </w:rPr>
                     <w:t xml:space="preserve">12% of 250 =</w:t>
                   </w:r>
@@ -1279,8 +1280,8 @@
                     <w:rPr>
                       <w:rFonts w:ascii="Avenir Next" w:hAnsi="Avenir Next" w:cs="Avenir Next" w:eastAsia="Avenir Next"/>
                       <w:color w:val="1A1A1A"/>
-                      <w:sz w:val="22"/>
-                      <w:szCs w:val="22"/>
+                      <w:sz w:val="24"/>
+                      <w:szCs w:val="24"/>
                     </w:rPr>
                     <w:t xml:space="preserve">  </w:t>
                   </w:r>
@@ -1288,8 +1289,8 @@
                     <w:rPr>
                       <w:rFonts w:ascii="Avenir Next" w:hAnsi="Avenir Next" w:cs="Avenir Next" w:eastAsia="Avenir Next"/>
                       <w:color w:val="1A1A1A"/>
-                      <w:sz w:val="22"/>
-                      <w:szCs w:val="22"/>
+                      <w:sz w:val="24"/>
+                      <w:szCs w:val="24"/>
                       <w:u w:val="single"/>
                     </w:rPr>
                     <w:t xml:space="preserve">          </w:t>
@@ -1363,8 +1364,8 @@
                 <w:rFonts w:ascii="Avenir Next" w:hAnsi="Avenir Next" w:cs="Avenir Next" w:eastAsia="Avenir Next"/>
                 <w:b/>
                 <w:color w:val="1A1A1A"/>
-                <w:sz w:val="22"/>
-                <w:szCs w:val="22"/>
+                <w:sz w:val="24"/>
+                <w:szCs w:val="24"/>
               </w:rPr>
               <w:t xml:space="preserve">2.</w:t>
             </w:r>
@@ -1372,8 +1373,8 @@
               <w:rPr>
                 <w:rFonts w:ascii="Avenir Next" w:hAnsi="Avenir Next" w:cs="Avenir Next" w:eastAsia="Avenir Next"/>
                 <w:color w:val="1A1A1A"/>
-                <w:sz w:val="22"/>
-                <w:szCs w:val="22"/>
+                <w:sz w:val="24"/>
+                <w:szCs w:val="24"/>
               </w:rPr>
               <w:tab/>
             </w:r>
@@ -1382,8 +1383,8 @@
                 <w:rFonts w:ascii="Avenir Next" w:hAnsi="Avenir Next" w:cs="Avenir Next" w:eastAsia="Avenir Next"/>
                 <w:b/>
                 <w:color w:val="1A1A1A"/>
-                <w:sz w:val="22"/>
-                <w:szCs w:val="22"/>
+                <w:sz w:val="24"/>
+                <w:szCs w:val="24"/>
               </w:rPr>
               <w:t xml:space="preserve">Lunch from Home.  </w:t>
             </w:r>
@@ -1391,8 +1392,8 @@
               <w:rPr>
                 <w:rFonts w:ascii="Avenir Next" w:hAnsi="Avenir Next" w:cs="Avenir Next" w:eastAsia="Avenir Next"/>
                 <w:color w:val="1A1A1A"/>
-                <w:sz w:val="22"/>
-                <w:szCs w:val="22"/>
+                <w:sz w:val="24"/>
+                <w:szCs w:val="24"/>
               </w:rPr>
               <w:t xml:space="preserve">A grade has 180 students. 40% of them bring lunch from home. Fill in the double number line. Then find how many students bring lunch.</w:t>
             </w:r>
@@ -1411,8 +1412,8 @@
                 <w:rFonts w:ascii="Avenir Next" w:hAnsi="Avenir Next" w:cs="Avenir Next" w:eastAsia="Avenir Next"/>
                 <w:b/>
                 <w:color w:val="003A70"/>
-                <w:sz w:val="18"/>
-                <w:szCs w:val="18"/>
+                <w:sz w:val="21"/>
+                <w:szCs w:val="21"/>
               </w:rPr>
               <w:t xml:space="preserve">Step 1</w:t>
             </w:r>
@@ -1420,8 +1421,8 @@
               <w:rPr>
                 <w:rFonts w:ascii="Avenir Next" w:hAnsi="Avenir Next" w:cs="Avenir Next" w:eastAsia="Avenir Next"/>
                 <w:color w:val="1A1A1A"/>
-                <w:sz w:val="18"/>
-                <w:szCs w:val="18"/>
+                <w:sz w:val="21"/>
+                <w:szCs w:val="21"/>
               </w:rPr>
               <w:tab/>
             </w:r>
@@ -1429,8 +1430,8 @@
               <w:rPr>
                 <w:rFonts w:ascii="Avenir Next" w:hAnsi="Avenir Next" w:cs="Avenir Next" w:eastAsia="Avenir Next"/>
                 <w:color w:val="1A1A1A"/>
-                <w:sz w:val="21"/>
-                <w:szCs w:val="21"/>
+                <w:sz w:val="22"/>
+                <w:szCs w:val="22"/>
               </w:rPr>
               <w:t xml:space="preserve">180 ÷ 5 = 36, so each jump is 20%.</w:t>
             </w:r>
@@ -1449,8 +1450,8 @@
                 <w:rFonts w:ascii="Avenir Next" w:hAnsi="Avenir Next" w:cs="Avenir Next" w:eastAsia="Avenir Next"/>
                 <w:b/>
                 <w:color w:val="003A70"/>
-                <w:sz w:val="18"/>
-                <w:szCs w:val="18"/>
+                <w:sz w:val="21"/>
+                <w:szCs w:val="21"/>
               </w:rPr>
               <w:t xml:space="preserve">Step 2</w:t>
             </w:r>
@@ -1458,8 +1459,8 @@
               <w:rPr>
                 <w:rFonts w:ascii="Avenir Next" w:hAnsi="Avenir Next" w:cs="Avenir Next" w:eastAsia="Avenir Next"/>
                 <w:color w:val="1A1A1A"/>
-                <w:sz w:val="18"/>
-                <w:szCs w:val="18"/>
+                <w:sz w:val="21"/>
+                <w:szCs w:val="21"/>
               </w:rPr>
               <w:tab/>
             </w:r>
@@ -1467,8 +1468,8 @@
               <w:rPr>
                 <w:rFonts w:ascii="Avenir Next" w:hAnsi="Avenir Next" w:cs="Avenir Next" w:eastAsia="Avenir Next"/>
                 <w:color w:val="1A1A1A"/>
-                <w:sz w:val="21"/>
-                <w:szCs w:val="21"/>
+                <w:sz w:val="22"/>
+                <w:szCs w:val="22"/>
               </w:rPr>
               <w:t xml:space="preserve">Add 36 each time to fill the line.</w:t>
             </w:r>
@@ -1487,8 +1488,8 @@
                 <w:rFonts w:ascii="Avenir Next" w:hAnsi="Avenir Next" w:cs="Avenir Next" w:eastAsia="Avenir Next"/>
                 <w:b/>
                 <w:color w:val="003A70"/>
-                <w:sz w:val="18"/>
-                <w:szCs w:val="18"/>
+                <w:sz w:val="21"/>
+                <w:szCs w:val="21"/>
               </w:rPr>
               <w:t xml:space="preserve">Step 3</w:t>
             </w:r>
@@ -1496,8 +1497,8 @@
               <w:rPr>
                 <w:rFonts w:ascii="Avenir Next" w:hAnsi="Avenir Next" w:cs="Avenir Next" w:eastAsia="Avenir Next"/>
                 <w:color w:val="1A1A1A"/>
-                <w:sz w:val="18"/>
-                <w:szCs w:val="18"/>
+                <w:sz w:val="21"/>
+                <w:szCs w:val="21"/>
               </w:rPr>
               <w:tab/>
             </w:r>
@@ -1505,8 +1506,8 @@
               <w:rPr>
                 <w:rFonts w:ascii="Avenir Next" w:hAnsi="Avenir Next" w:cs="Avenir Next" w:eastAsia="Avenir Next"/>
                 <w:color w:val="1A1A1A"/>
-                <w:sz w:val="21"/>
-                <w:szCs w:val="21"/>
+                <w:sz w:val="22"/>
+                <w:szCs w:val="22"/>
               </w:rPr>
               <w:t xml:space="preserve">Find the number under 40%.</w:t>
             </w:r>
@@ -1564,8 +1565,8 @@
                 <w:rFonts w:ascii="Avenir Next" w:hAnsi="Avenir Next" w:cs="Avenir Next" w:eastAsia="Avenir Next"/>
                 <w:b/>
                 <w:color w:val="1A1A1A"/>
-                <w:sz w:val="18"/>
-                <w:szCs w:val="18"/>
+                <w:sz w:val="21"/>
+                <w:szCs w:val="21"/>
               </w:rPr>
               <w:t xml:space="preserve">Answer</w:t>
             </w:r>
@@ -1573,8 +1574,8 @@
               <w:rPr>
                 <w:rFonts w:ascii="Avenir Next" w:hAnsi="Avenir Next" w:cs="Avenir Next" w:eastAsia="Avenir Next"/>
                 <w:color w:val="1A1A1A"/>
-                <w:sz w:val="18"/>
-                <w:szCs w:val="18"/>
+                <w:sz w:val="21"/>
+                <w:szCs w:val="21"/>
               </w:rPr>
               <w:tab/>
             </w:r>
@@ -1582,8 +1583,8 @@
               <w:rPr>
                 <w:rFonts w:ascii="Avenir Next" w:hAnsi="Avenir Next" w:cs="Avenir Next" w:eastAsia="Avenir Next"/>
                 <w:color w:val="1A1A1A"/>
-                <w:sz w:val="18"/>
-                <w:szCs w:val="18"/>
+                <w:sz w:val="21"/>
+                <w:szCs w:val="21"/>
               </w:rPr>
               <w:t xml:space="preserve">  students</w:t>
             </w:r>
@@ -1648,8 +1649,8 @@
                 <w:rFonts w:ascii="Avenir Next" w:hAnsi="Avenir Next" w:cs="Avenir Next" w:eastAsia="Avenir Next"/>
                 <w:b/>
                 <w:color w:val="1A1A1A"/>
-                <w:sz w:val="22"/>
-                <w:szCs w:val="22"/>
+                <w:sz w:val="24"/>
+                <w:szCs w:val="24"/>
               </w:rPr>
               <w:t xml:space="preserve">3.</w:t>
             </w:r>
@@ -1657,8 +1658,8 @@
               <w:rPr>
                 <w:rFonts w:ascii="Avenir Next" w:hAnsi="Avenir Next" w:cs="Avenir Next" w:eastAsia="Avenir Next"/>
                 <w:color w:val="1A1A1A"/>
-                <w:sz w:val="22"/>
-                <w:szCs w:val="22"/>
+                <w:sz w:val="24"/>
+                <w:szCs w:val="24"/>
               </w:rPr>
               <w:tab/>
             </w:r>
@@ -1667,8 +1668,8 @@
                 <w:rFonts w:ascii="Avenir Next" w:hAnsi="Avenir Next" w:cs="Avenir Next" w:eastAsia="Avenir Next"/>
                 <w:b/>
                 <w:color w:val="1A1A1A"/>
-                <w:sz w:val="22"/>
-                <w:szCs w:val="22"/>
+                <w:sz w:val="24"/>
+                <w:szCs w:val="24"/>
               </w:rPr>
               <w:t xml:space="preserve">Jacket Sale.  </w:t>
             </w:r>
@@ -1676,8 +1677,8 @@
               <w:rPr>
                 <w:rFonts w:ascii="Avenir Next" w:hAnsi="Avenir Next" w:cs="Avenir Next" w:eastAsia="Avenir Next"/>
                 <w:color w:val="1A1A1A"/>
-                <w:sz w:val="22"/>
-                <w:szCs w:val="22"/>
+                <w:sz w:val="24"/>
+                <w:szCs w:val="24"/>
               </w:rPr>
               <w:t xml:space="preserve">A jacket costs $64. It is </w:t>
             </w:r>
@@ -1686,8 +1687,8 @@
                 <w:rFonts w:ascii="Avenir Next" w:hAnsi="Avenir Next" w:cs="Avenir Next" w:eastAsia="Avenir Next"/>
                 <w:b/>
                 <w:color w:val="1A1A1A"/>
-                <w:sz w:val="22"/>
-                <w:szCs w:val="22"/>
+                <w:sz w:val="24"/>
+                <w:szCs w:val="24"/>
               </w:rPr>
               <w:t xml:space="preserve">25% off</w:t>
             </w:r>
@@ -1695,8 +1696,8 @@
               <w:rPr>
                 <w:rFonts w:ascii="Avenir Next" w:hAnsi="Avenir Next" w:cs="Avenir Next" w:eastAsia="Avenir Next"/>
                 <w:color w:val="1A1A1A"/>
-                <w:sz w:val="22"/>
-                <w:szCs w:val="22"/>
+                <w:sz w:val="24"/>
+                <w:szCs w:val="24"/>
               </w:rPr>
               <w:t xml:space="preserve">. How much is taken off? What is the new price?</w:t>
             </w:r>
@@ -1715,8 +1716,8 @@
                 <w:rFonts w:ascii="Avenir Next" w:hAnsi="Avenir Next" w:cs="Avenir Next" w:eastAsia="Avenir Next"/>
                 <w:b/>
                 <w:color w:val="003A70"/>
-                <w:sz w:val="18"/>
-                <w:szCs w:val="18"/>
+                <w:sz w:val="21"/>
+                <w:szCs w:val="21"/>
               </w:rPr>
               <w:t xml:space="preserve">Step 1</w:t>
             </w:r>
@@ -1724,8 +1725,8 @@
               <w:rPr>
                 <w:rFonts w:ascii="Avenir Next" w:hAnsi="Avenir Next" w:cs="Avenir Next" w:eastAsia="Avenir Next"/>
                 <w:color w:val="1A1A1A"/>
-                <w:sz w:val="18"/>
-                <w:szCs w:val="18"/>
+                <w:sz w:val="21"/>
+                <w:szCs w:val="21"/>
               </w:rPr>
               <w:tab/>
             </w:r>
@@ -1733,8 +1734,8 @@
               <w:rPr>
                 <w:rFonts w:ascii="Avenir Next" w:hAnsi="Avenir Next" w:cs="Avenir Next" w:eastAsia="Avenir Next"/>
                 <w:color w:val="1A1A1A"/>
-                <w:sz w:val="21"/>
-                <w:szCs w:val="21"/>
+                <w:sz w:val="22"/>
+                <w:szCs w:val="22"/>
               </w:rPr>
               <w:t xml:space="preserve">Find 25% of $64.</w:t>
             </w:r>
@@ -1753,8 +1754,8 @@
                 <w:rFonts w:ascii="Avenir Next" w:hAnsi="Avenir Next" w:cs="Avenir Next" w:eastAsia="Avenir Next"/>
                 <w:b/>
                 <w:color w:val="003A70"/>
-                <w:sz w:val="18"/>
-                <w:szCs w:val="18"/>
+                <w:sz w:val="21"/>
+                <w:szCs w:val="21"/>
               </w:rPr>
               <w:t xml:space="preserve">Step 2</w:t>
             </w:r>
@@ -1762,8 +1763,8 @@
               <w:rPr>
                 <w:rFonts w:ascii="Avenir Next" w:hAnsi="Avenir Next" w:cs="Avenir Next" w:eastAsia="Avenir Next"/>
                 <w:color w:val="1A1A1A"/>
-                <w:sz w:val="18"/>
-                <w:szCs w:val="18"/>
+                <w:sz w:val="21"/>
+                <w:szCs w:val="21"/>
               </w:rPr>
               <w:tab/>
             </w:r>
@@ -1771,8 +1772,8 @@
               <w:rPr>
                 <w:rFonts w:ascii="Avenir Next" w:hAnsi="Avenir Next" w:cs="Avenir Next" w:eastAsia="Avenir Next"/>
                 <w:color w:val="1A1A1A"/>
-                <w:sz w:val="21"/>
-                <w:szCs w:val="21"/>
+                <w:sz w:val="22"/>
+                <w:szCs w:val="22"/>
               </w:rPr>
               <w:t xml:space="preserve">Subtract that from $64.</w:t>
             </w:r>
@@ -1791,8 +1792,8 @@
                 <w:rFonts w:ascii="Avenir Next" w:hAnsi="Avenir Next" w:cs="Avenir Next" w:eastAsia="Avenir Next"/>
                 <w:b/>
                 <w:color w:val="003A70"/>
-                <w:sz w:val="22"/>
-                <w:szCs w:val="22"/>
+                <w:sz w:val="24"/>
+                <w:szCs w:val="24"/>
               </w:rPr>
               <w:t xml:space="preserve">a.</w:t>
             </w:r>
@@ -1800,8 +1801,8 @@
               <w:rPr>
                 <w:rFonts w:ascii="Avenir Next" w:hAnsi="Avenir Next" w:cs="Avenir Next" w:eastAsia="Avenir Next"/>
                 <w:color w:val="1A1A1A"/>
-                <w:sz w:val="22"/>
-                <w:szCs w:val="22"/>
+                <w:sz w:val="24"/>
+                <w:szCs w:val="24"/>
               </w:rPr>
               <w:tab/>
             </w:r>
@@ -1809,8 +1810,8 @@
               <w:rPr>
                 <w:rFonts w:ascii="Avenir Next" w:hAnsi="Avenir Next" w:cs="Avenir Next" w:eastAsia="Avenir Next"/>
                 <w:color w:val="1A1A1A"/>
-                <w:sz w:val="22"/>
-                <w:szCs w:val="22"/>
+                <w:sz w:val="24"/>
+                <w:szCs w:val="24"/>
               </w:rPr>
               <w:t xml:space="preserve">Discount:</w:t>
             </w:r>
@@ -1818,8 +1819,8 @@
               <w:rPr>
                 <w:rFonts w:ascii="Avenir Next" w:hAnsi="Avenir Next" w:cs="Avenir Next" w:eastAsia="Avenir Next"/>
                 <w:color w:val="1A1A1A"/>
-                <w:sz w:val="22"/>
-                <w:szCs w:val="22"/>
+                <w:sz w:val="24"/>
+                <w:szCs w:val="24"/>
               </w:rPr>
               <w:t xml:space="preserve">  </w:t>
             </w:r>
@@ -1827,8 +1828,8 @@
               <w:rPr>
                 <w:rFonts w:ascii="Avenir Next" w:hAnsi="Avenir Next" w:cs="Avenir Next" w:eastAsia="Avenir Next"/>
                 <w:color w:val="1A1A1A"/>
-                <w:sz w:val="22"/>
-                <w:szCs w:val="22"/>
+                <w:sz w:val="24"/>
+                <w:szCs w:val="24"/>
                 <w:u w:val="single"/>
               </w:rPr>
               <w:t xml:space="preserve">                      </w:t>
@@ -1848,8 +1849,8 @@
                 <w:rFonts w:ascii="Avenir Next" w:hAnsi="Avenir Next" w:cs="Avenir Next" w:eastAsia="Avenir Next"/>
                 <w:b/>
                 <w:color w:val="003A70"/>
-                <w:sz w:val="22"/>
-                <w:szCs w:val="22"/>
+                <w:sz w:val="24"/>
+                <w:szCs w:val="24"/>
               </w:rPr>
               <w:t xml:space="preserve">b.</w:t>
             </w:r>
@@ -1857,8 +1858,8 @@
               <w:rPr>
                 <w:rFonts w:ascii="Avenir Next" w:hAnsi="Avenir Next" w:cs="Avenir Next" w:eastAsia="Avenir Next"/>
                 <w:color w:val="1A1A1A"/>
-                <w:sz w:val="22"/>
-                <w:szCs w:val="22"/>
+                <w:sz w:val="24"/>
+                <w:szCs w:val="24"/>
               </w:rPr>
               <w:tab/>
             </w:r>
@@ -1866,8 +1867,8 @@
               <w:rPr>
                 <w:rFonts w:ascii="Avenir Next" w:hAnsi="Avenir Next" w:cs="Avenir Next" w:eastAsia="Avenir Next"/>
                 <w:color w:val="1A1A1A"/>
-                <w:sz w:val="22"/>
-                <w:szCs w:val="22"/>
+                <w:sz w:val="24"/>
+                <w:szCs w:val="24"/>
               </w:rPr>
               <w:t xml:space="preserve">Sale price:</w:t>
             </w:r>
@@ -1875,8 +1876,8 @@
               <w:rPr>
                 <w:rFonts w:ascii="Avenir Next" w:hAnsi="Avenir Next" w:cs="Avenir Next" w:eastAsia="Avenir Next"/>
                 <w:color w:val="1A1A1A"/>
-                <w:sz w:val="22"/>
-                <w:szCs w:val="22"/>
+                <w:sz w:val="24"/>
+                <w:szCs w:val="24"/>
               </w:rPr>
               <w:t xml:space="preserve">  </w:t>
             </w:r>
@@ -1884,8 +1885,8 @@
               <w:rPr>
                 <w:rFonts w:ascii="Avenir Next" w:hAnsi="Avenir Next" w:cs="Avenir Next" w:eastAsia="Avenir Next"/>
                 <w:color w:val="1A1A1A"/>
-                <w:sz w:val="22"/>
-                <w:szCs w:val="22"/>
+                <w:sz w:val="24"/>
+                <w:szCs w:val="24"/>
                 <w:u w:val="single"/>
               </w:rPr>
               <w:t xml:space="preserve">                      </w:t>
@@ -1924,7 +1925,7 @@
             <w:tr>
               <w:trPr>
                 <w:cantSplit/>
-                <w:trHeight w:val="1107" w:hRule="atLeast"/>
+                <w:trHeight w:val="1350" w:hRule="atLeast"/>
               </w:trPr>
               <w:tc>
                 <w:tcPr>
@@ -2014,8 +2015,8 @@
                 <w:rFonts w:ascii="Avenir Next" w:hAnsi="Avenir Next" w:cs="Avenir Next" w:eastAsia="Avenir Next"/>
                 <w:b/>
                 <w:color w:val="1A1A1A"/>
-                <w:sz w:val="22"/>
-                <w:szCs w:val="22"/>
+                <w:sz w:val="24"/>
+                <w:szCs w:val="24"/>
               </w:rPr>
               <w:t xml:space="preserve">4.</w:t>
             </w:r>
@@ -2023,8 +2024,8 @@
               <w:rPr>
                 <w:rFonts w:ascii="Avenir Next" w:hAnsi="Avenir Next" w:cs="Avenir Next" w:eastAsia="Avenir Next"/>
                 <w:color w:val="1A1A1A"/>
-                <w:sz w:val="22"/>
-                <w:szCs w:val="22"/>
+                <w:sz w:val="24"/>
+                <w:szCs w:val="24"/>
               </w:rPr>
               <w:tab/>
             </w:r>
@@ -2033,8 +2034,8 @@
                 <w:rFonts w:ascii="Avenir Next" w:hAnsi="Avenir Next" w:cs="Avenir Next" w:eastAsia="Avenir Next"/>
                 <w:b/>
                 <w:color w:val="1A1A1A"/>
-                <w:sz w:val="22"/>
-                <w:szCs w:val="22"/>
+                <w:sz w:val="24"/>
+                <w:szCs w:val="24"/>
               </w:rPr>
               <w:t xml:space="preserve">Soccer Team.  </w:t>
             </w:r>
@@ -2042,8 +2043,8 @@
               <w:rPr>
                 <w:rFonts w:ascii="Avenir Next" w:hAnsi="Avenir Next" w:cs="Avenir Next" w:eastAsia="Avenir Next"/>
                 <w:color w:val="1A1A1A"/>
-                <w:sz w:val="22"/>
-                <w:szCs w:val="22"/>
+                <w:sz w:val="24"/>
+                <w:szCs w:val="24"/>
               </w:rPr>
               <w:t xml:space="preserve">A soccer team has 40 players. 15% of the players are new this year. How many players are new?</w:t>
             </w:r>
@@ -2062,8 +2063,8 @@
                 <w:rFonts w:ascii="Avenir Next" w:hAnsi="Avenir Next" w:cs="Avenir Next" w:eastAsia="Avenir Next"/>
                 <w:b/>
                 <w:color w:val="003A70"/>
-                <w:sz w:val="18"/>
-                <w:szCs w:val="18"/>
+                <w:sz w:val="21"/>
+                <w:szCs w:val="21"/>
               </w:rPr>
               <w:t xml:space="preserve">Step 1</w:t>
             </w:r>
@@ -2071,8 +2072,8 @@
               <w:rPr>
                 <w:rFonts w:ascii="Avenir Next" w:hAnsi="Avenir Next" w:cs="Avenir Next" w:eastAsia="Avenir Next"/>
                 <w:color w:val="1A1A1A"/>
-                <w:sz w:val="18"/>
-                <w:szCs w:val="18"/>
+                <w:sz w:val="21"/>
+                <w:szCs w:val="21"/>
               </w:rPr>
               <w:tab/>
             </w:r>
@@ -2080,8 +2081,8 @@
               <w:rPr>
                 <w:rFonts w:ascii="Avenir Next" w:hAnsi="Avenir Next" w:cs="Avenir Next" w:eastAsia="Avenir Next"/>
                 <w:color w:val="1A1A1A"/>
-                <w:sz w:val="21"/>
-                <w:szCs w:val="21"/>
+                <w:sz w:val="22"/>
+                <w:szCs w:val="22"/>
               </w:rPr>
               <w:t xml:space="preserve">Find 10% of 40, then 5% (half of 10%).</w:t>
             </w:r>
@@ -2100,8 +2101,8 @@
                 <w:rFonts w:ascii="Avenir Next" w:hAnsi="Avenir Next" w:cs="Avenir Next" w:eastAsia="Avenir Next"/>
                 <w:b/>
                 <w:color w:val="003A70"/>
-                <w:sz w:val="18"/>
-                <w:szCs w:val="18"/>
+                <w:sz w:val="21"/>
+                <w:szCs w:val="21"/>
               </w:rPr>
               <w:t xml:space="preserve">Step 2</w:t>
             </w:r>
@@ -2109,8 +2110,8 @@
               <w:rPr>
                 <w:rFonts w:ascii="Avenir Next" w:hAnsi="Avenir Next" w:cs="Avenir Next" w:eastAsia="Avenir Next"/>
                 <w:color w:val="1A1A1A"/>
-                <w:sz w:val="18"/>
-                <w:szCs w:val="18"/>
+                <w:sz w:val="21"/>
+                <w:szCs w:val="21"/>
               </w:rPr>
               <w:tab/>
             </w:r>
@@ -2118,8 +2119,8 @@
               <w:rPr>
                 <w:rFonts w:ascii="Avenir Next" w:hAnsi="Avenir Next" w:cs="Avenir Next" w:eastAsia="Avenir Next"/>
                 <w:color w:val="1A1A1A"/>
-                <w:sz w:val="21"/>
-                <w:szCs w:val="21"/>
+                <w:sz w:val="22"/>
+                <w:szCs w:val="22"/>
               </w:rPr>
               <w:t xml:space="preserve">Add them to get 15%.</w:t>
             </w:r>
@@ -2137,8 +2138,8 @@
                 <w:rFonts w:ascii="Avenir Next" w:hAnsi="Avenir Next" w:cs="Avenir Next" w:eastAsia="Avenir Next"/>
                 <w:b/>
                 <w:color w:val="1A1A1A"/>
-                <w:sz w:val="18"/>
-                <w:szCs w:val="18"/>
+                <w:sz w:val="21"/>
+                <w:szCs w:val="21"/>
               </w:rPr>
               <w:t xml:space="preserve">Answer</w:t>
             </w:r>
@@ -2146,8 +2147,8 @@
               <w:rPr>
                 <w:rFonts w:ascii="Avenir Next" w:hAnsi="Avenir Next" w:cs="Avenir Next" w:eastAsia="Avenir Next"/>
                 <w:color w:val="1A1A1A"/>
-                <w:sz w:val="18"/>
-                <w:szCs w:val="18"/>
+                <w:sz w:val="21"/>
+                <w:szCs w:val="21"/>
               </w:rPr>
               <w:tab/>
             </w:r>
@@ -2155,8 +2156,8 @@
               <w:rPr>
                 <w:rFonts w:ascii="Avenir Next" w:hAnsi="Avenir Next" w:cs="Avenir Next" w:eastAsia="Avenir Next"/>
                 <w:color w:val="1A1A1A"/>
-                <w:sz w:val="18"/>
-                <w:szCs w:val="18"/>
+                <w:sz w:val="21"/>
+                <w:szCs w:val="21"/>
               </w:rPr>
               <w:t xml:space="preserve">  players</w:t>
             </w:r>
@@ -2221,8 +2222,8 @@
                 <w:rFonts w:ascii="Avenir Next" w:hAnsi="Avenir Next" w:cs="Avenir Next" w:eastAsia="Avenir Next"/>
                 <w:b/>
                 <w:color w:val="1A1A1A"/>
-                <w:sz w:val="22"/>
-                <w:szCs w:val="22"/>
+                <w:sz w:val="24"/>
+                <w:szCs w:val="24"/>
               </w:rPr>
               <w:t xml:space="preserve">5.</w:t>
             </w:r>
@@ -2230,8 +2231,8 @@
               <w:rPr>
                 <w:rFonts w:ascii="Avenir Next" w:hAnsi="Avenir Next" w:cs="Avenir Next" w:eastAsia="Avenir Next"/>
                 <w:color w:val="1A1A1A"/>
-                <w:sz w:val="22"/>
-                <w:szCs w:val="22"/>
+                <w:sz w:val="24"/>
+                <w:szCs w:val="24"/>
               </w:rPr>
               <w:tab/>
             </w:r>
@@ -2240,8 +2241,8 @@
                 <w:rFonts w:ascii="Avenir Next" w:hAnsi="Avenir Next" w:cs="Avenir Next" w:eastAsia="Avenir Next"/>
                 <w:b/>
                 <w:color w:val="1A1A1A"/>
-                <w:sz w:val="22"/>
-                <w:szCs w:val="22"/>
+                <w:sz w:val="24"/>
+                <w:szCs w:val="24"/>
               </w:rPr>
               <w:t xml:space="preserve">Compare.  </w:t>
             </w:r>
@@ -2249,8 +2250,8 @@
               <w:rPr>
                 <w:rFonts w:ascii="Avenir Next" w:hAnsi="Avenir Next" w:cs="Avenir Next" w:eastAsia="Avenir Next"/>
                 <w:color w:val="1A1A1A"/>
-                <w:sz w:val="22"/>
-                <w:szCs w:val="22"/>
+                <w:sz w:val="24"/>
+                <w:szCs w:val="24"/>
               </w:rPr>
               <w:t xml:space="preserve">Which is greater: 30% of 90, or 90% of 30? Show both amounts. Explain what you notice.</w:t>
             </w:r>
@@ -2276,8 +2277,8 @@
                 <w:rFonts w:ascii="Avenir Next" w:hAnsi="Avenir Next" w:cs="Avenir Next" w:eastAsia="Avenir Next"/>
                 <w:i/>
                 <w:color w:val="1A1A1A"/>
-                <w:sz w:val="18"/>
-                <w:szCs w:val="18"/>
+                <w:sz w:val="21"/>
+                <w:szCs w:val="21"/>
               </w:rPr>
               <w:t xml:space="preserve">30% of 90 = </w:t>
             </w:r>
@@ -2285,8 +2286,8 @@
               <w:rPr>
                 <w:rFonts w:ascii="Avenir Next" w:hAnsi="Avenir Next" w:cs="Avenir Next" w:eastAsia="Avenir Next"/>
                 <w:color w:val="1A1A1A"/>
-                <w:sz w:val="18"/>
-                <w:szCs w:val="18"/>
+                <w:sz w:val="21"/>
+                <w:szCs w:val="21"/>
                 <w:u w:val="single"/>
               </w:rPr>
               <w:t xml:space="preserve">      </w:t>
@@ -2296,8 +2297,8 @@
                 <w:rFonts w:ascii="Avenir Next" w:hAnsi="Avenir Next" w:cs="Avenir Next" w:eastAsia="Avenir Next"/>
                 <w:i/>
                 <w:color w:val="1A1A1A"/>
-                <w:sz w:val="18"/>
-                <w:szCs w:val="18"/>
+                <w:sz w:val="21"/>
+                <w:szCs w:val="21"/>
               </w:rPr>
               <w:t xml:space="preserve"> and 90% of 30 = </w:t>
             </w:r>
@@ -2305,8 +2306,8 @@
               <w:rPr>
                 <w:rFonts w:ascii="Avenir Next" w:hAnsi="Avenir Next" w:cs="Avenir Next" w:eastAsia="Avenir Next"/>
                 <w:color w:val="1A1A1A"/>
-                <w:sz w:val="18"/>
-                <w:szCs w:val="18"/>
+                <w:sz w:val="21"/>
+                <w:szCs w:val="21"/>
                 <w:u w:val="single"/>
               </w:rPr>
               <w:t xml:space="preserve">      </w:t>
@@ -2316,8 +2317,8 @@
                 <w:rFonts w:ascii="Avenir Next" w:hAnsi="Avenir Next" w:cs="Avenir Next" w:eastAsia="Avenir Next"/>
                 <w:i/>
                 <w:color w:val="1A1A1A"/>
-                <w:sz w:val="18"/>
-                <w:szCs w:val="18"/>
+                <w:sz w:val="21"/>
+                <w:szCs w:val="21"/>
               </w:rPr>
               <w:t xml:space="preserve">. I notice </w:t>
             </w:r>
@@ -2325,8 +2326,8 @@
               <w:rPr>
                 <w:rFonts w:ascii="Avenir Next" w:hAnsi="Avenir Next" w:cs="Avenir Next" w:eastAsia="Avenir Next"/>
                 <w:color w:val="1A1A1A"/>
-                <w:sz w:val="18"/>
-                <w:szCs w:val="18"/>
+                <w:sz w:val="21"/>
+                <w:szCs w:val="21"/>
                 <w:u w:val="single"/>
               </w:rPr>
               <w:t xml:space="preserve">      </w:t>
@@ -2336,8 +2337,8 @@
                 <w:rFonts w:ascii="Avenir Next" w:hAnsi="Avenir Next" w:cs="Avenir Next" w:eastAsia="Avenir Next"/>
                 <w:i/>
                 <w:color w:val="1A1A1A"/>
-                <w:sz w:val="18"/>
-                <w:szCs w:val="18"/>
+                <w:sz w:val="21"/>
+                <w:szCs w:val="21"/>
               </w:rPr>
               <w:t xml:space="preserve">.</w:t>
             </w:r>
@@ -2618,8 +2619,8 @@
         <w:rPr>
           <w:rFonts w:ascii="Avenir Next" w:hAnsi="Avenir Next" w:cs="Avenir Next" w:eastAsia="Avenir Next"/>
           <w:color w:val="1A1A1A"/>
-          <w:sz w:val="22"/>
-          <w:szCs w:val="22"/>
+          <w:sz w:val="23"/>
+          <w:szCs w:val="23"/>
         </w:rPr>
         <w:t xml:space="preserve">Name</w:t>
       </w:r>
@@ -2627,8 +2628,8 @@
         <w:rPr>
           <w:rFonts w:ascii="Avenir Next" w:hAnsi="Avenir Next" w:cs="Avenir Next" w:eastAsia="Avenir Next"/>
           <w:color w:val="1A1A1A"/>
-          <w:sz w:val="22"/>
-          <w:szCs w:val="22"/>
+          <w:sz w:val="23"/>
+          <w:szCs w:val="23"/>
         </w:rPr>
         <w:tab/>
       </w:r>
@@ -2636,8 +2637,8 @@
         <w:rPr>
           <w:rFonts w:ascii="Avenir Next" w:hAnsi="Avenir Next" w:cs="Avenir Next" w:eastAsia="Avenir Next"/>
           <w:color w:val="1A1A1A"/>
-          <w:sz w:val="22"/>
-          <w:szCs w:val="22"/>
+          <w:sz w:val="23"/>
+          <w:szCs w:val="23"/>
         </w:rPr>
         <w:t xml:space="preserve">   Date</w:t>
       </w:r>
@@ -2645,8 +2646,8 @@
         <w:rPr>
           <w:rFonts w:ascii="Avenir Next" w:hAnsi="Avenir Next" w:cs="Avenir Next" w:eastAsia="Avenir Next"/>
           <w:color w:val="1A1A1A"/>
-          <w:sz w:val="22"/>
-          <w:szCs w:val="22"/>
+          <w:sz w:val="23"/>
+          <w:szCs w:val="23"/>
         </w:rPr>
         <w:tab/>
       </w:r>
@@ -2654,8 +2655,8 @@
         <w:rPr>
           <w:rFonts w:ascii="Avenir Next" w:hAnsi="Avenir Next" w:cs="Avenir Next" w:eastAsia="Avenir Next"/>
           <w:color w:val="1A1A1A"/>
-          <w:sz w:val="22"/>
-          <w:szCs w:val="22"/>
+          <w:sz w:val="23"/>
+          <w:szCs w:val="23"/>
         </w:rPr>
         <w:t xml:space="preserve">   Period</w:t>
       </w:r>
@@ -2663,8 +2664,8 @@
         <w:rPr>
           <w:rFonts w:ascii="Avenir Next" w:hAnsi="Avenir Next" w:cs="Avenir Next" w:eastAsia="Avenir Next"/>
           <w:color w:val="1A1A1A"/>
-          <w:sz w:val="22"/>
-          <w:szCs w:val="22"/>
+          <w:sz w:val="23"/>
+          <w:szCs w:val="23"/>
         </w:rPr>
         <w:tab/>
       </w:r>
@@ -2681,8 +2682,8 @@
           <w:caps/>
           <w:color w:val="003A70"/>
           <w:spacing w:val="12"/>
-          <w:sz w:val="21"/>
-          <w:szCs w:val="21"/>
+          <w:sz w:val="22"/>
+          <w:szCs w:val="22"/>
         </w:rPr>
         <w:t xml:space="preserve">Lesson 4-4  ·  Homework Packet  ·  Level 1  ·  Sheet 2 of 2</w:t>
       </w:r>
@@ -2717,7 +2718,7 @@
           <w:sz w:val="17"/>
           <w:szCs w:val="17"/>
         </w:rPr>
-        <w:t xml:space="preserve">Maryland Standard 6.RP.A.3c   ·   Learning target — I can compare two records fairly by converting each one to a percent.</w:t>
+        <w:t xml:space="preserve">Maryland Standard 6.AT.4   ·   Learning target — I can compare two records fairly by converting each one to a percent.</w:t>
       </w:r>
     </w:p>
     <w:p>
@@ -2788,8 +2789,8 @@
                 <w:rFonts w:ascii="Avenir Next" w:hAnsi="Avenir Next" w:cs="Avenir Next" w:eastAsia="Avenir Next"/>
                 <w:b/>
                 <w:color w:val="003A70"/>
-                <w:sz w:val="18"/>
-                <w:szCs w:val="18"/>
+                <w:sz w:val="22"/>
+                <w:szCs w:val="22"/>
               </w:rPr>
               <w:t xml:space="preserve">•</w:t>
             </w:r>
@@ -2797,8 +2798,8 @@
               <w:rPr>
                 <w:rFonts w:ascii="Avenir Next" w:hAnsi="Avenir Next" w:cs="Avenir Next" w:eastAsia="Avenir Next"/>
                 <w:color w:val="1A1A1A"/>
-                <w:sz w:val="18"/>
-                <w:szCs w:val="18"/>
+                <w:sz w:val="22"/>
+                <w:szCs w:val="22"/>
               </w:rPr>
               <w:tab/>
             </w:r>
@@ -2806,8 +2807,8 @@
               <w:rPr>
                 <w:rFonts w:ascii="Avenir Next" w:hAnsi="Avenir Next" w:cs="Avenir Next" w:eastAsia="Avenir Next"/>
                 <w:color w:val="1A1A1A"/>
-                <w:sz w:val="18"/>
-                <w:szCs w:val="18"/>
+                <w:sz w:val="22"/>
+                <w:szCs w:val="22"/>
               </w:rPr>
               <w:t xml:space="preserve">Compare records fairly: write each as a </w:t>
             </w:r>
@@ -2816,8 +2817,8 @@
                 <w:rFonts w:ascii="Avenir Next" w:hAnsi="Avenir Next" w:cs="Avenir Next" w:eastAsia="Avenir Next"/>
                 <w:b/>
                 <w:color w:val="1A1A1A"/>
-                <w:sz w:val="18"/>
-                <w:szCs w:val="18"/>
+                <w:sz w:val="22"/>
+                <w:szCs w:val="22"/>
               </w:rPr>
               <w:t xml:space="preserve">percent</w:t>
             </w:r>
@@ -2825,8 +2826,8 @@
               <w:rPr>
                 <w:rFonts w:ascii="Avenir Next" w:hAnsi="Avenir Next" w:cs="Avenir Next" w:eastAsia="Avenir Next"/>
                 <w:color w:val="1A1A1A"/>
-                <w:sz w:val="18"/>
-                <w:szCs w:val="18"/>
+                <w:sz w:val="22"/>
+                <w:szCs w:val="22"/>
               </w:rPr>
               <w:t xml:space="preserve">.</w:t>
             </w:r>
@@ -2844,8 +2845,8 @@
                 <w:rFonts w:ascii="Avenir Next" w:hAnsi="Avenir Next" w:cs="Avenir Next" w:eastAsia="Avenir Next"/>
                 <w:b/>
                 <w:color w:val="003A70"/>
-                <w:sz w:val="18"/>
-                <w:szCs w:val="18"/>
+                <w:sz w:val="22"/>
+                <w:szCs w:val="22"/>
               </w:rPr>
               <w:t xml:space="preserve">•</w:t>
             </w:r>
@@ -2853,8 +2854,8 @@
               <w:rPr>
                 <w:rFonts w:ascii="Avenir Next" w:hAnsi="Avenir Next" w:cs="Avenir Next" w:eastAsia="Avenir Next"/>
                 <w:color w:val="1A1A1A"/>
-                <w:sz w:val="18"/>
-                <w:szCs w:val="18"/>
+                <w:sz w:val="22"/>
+                <w:szCs w:val="22"/>
               </w:rPr>
               <w:tab/>
             </w:r>
@@ -2862,8 +2863,8 @@
               <w:rPr>
                 <w:rFonts w:ascii="Avenir Next" w:hAnsi="Avenir Next" w:cs="Avenir Next" w:eastAsia="Avenir Next"/>
                 <w:color w:val="1A1A1A"/>
-                <w:sz w:val="18"/>
-                <w:szCs w:val="18"/>
+                <w:sz w:val="22"/>
+                <w:szCs w:val="22"/>
               </w:rPr>
               <w:t xml:space="preserve">Scale to out of 100, or divide part ÷ whole.</w:t>
             </w:r>
@@ -2881,8 +2882,8 @@
                 <w:rFonts w:ascii="Avenir Next" w:hAnsi="Avenir Next" w:cs="Avenir Next" w:eastAsia="Avenir Next"/>
                 <w:b/>
                 <w:color w:val="003A70"/>
-                <w:sz w:val="18"/>
-                <w:szCs w:val="18"/>
+                <w:sz w:val="22"/>
+                <w:szCs w:val="22"/>
               </w:rPr>
               <w:t xml:space="preserve">•</w:t>
             </w:r>
@@ -2890,8 +2891,8 @@
               <w:rPr>
                 <w:rFonts w:ascii="Avenir Next" w:hAnsi="Avenir Next" w:cs="Avenir Next" w:eastAsia="Avenir Next"/>
                 <w:color w:val="1A1A1A"/>
-                <w:sz w:val="18"/>
-                <w:szCs w:val="18"/>
+                <w:sz w:val="22"/>
+                <w:szCs w:val="22"/>
               </w:rPr>
               <w:tab/>
             </w:r>
@@ -2899,8 +2900,8 @@
               <w:rPr>
                 <w:rFonts w:ascii="Avenir Next" w:hAnsi="Avenir Next" w:cs="Avenir Next" w:eastAsia="Avenir Next"/>
                 <w:color w:val="1A1A1A"/>
-                <w:sz w:val="18"/>
-                <w:szCs w:val="18"/>
+                <w:sz w:val="22"/>
+                <w:szCs w:val="22"/>
               </w:rPr>
               <w:t xml:space="preserve">More hits is </w:t>
             </w:r>
@@ -2909,8 +2910,8 @@
                 <w:rFonts w:ascii="Avenir Next" w:hAnsi="Avenir Next" w:cs="Avenir Next" w:eastAsia="Avenir Next"/>
                 <w:b/>
                 <w:color w:val="1A1A1A"/>
-                <w:sz w:val="18"/>
-                <w:szCs w:val="18"/>
+                <w:sz w:val="22"/>
+                <w:szCs w:val="22"/>
               </w:rPr>
               <w:t xml:space="preserve">not</w:t>
             </w:r>
@@ -2918,8 +2919,8 @@
               <w:rPr>
                 <w:rFonts w:ascii="Avenir Next" w:hAnsi="Avenir Next" w:cs="Avenir Next" w:eastAsia="Avenir Next"/>
                 <w:color w:val="1A1A1A"/>
-                <w:sz w:val="18"/>
-                <w:szCs w:val="18"/>
+                <w:sz w:val="22"/>
+                <w:szCs w:val="22"/>
               </w:rPr>
               <w:t xml:space="preserve"> always a better rate.</w:t>
             </w:r>
@@ -2955,8 +2956,8 @@
               <w:rPr>
                 <w:rFonts w:ascii="Avenir Next" w:hAnsi="Avenir Next" w:cs="Avenir Next" w:eastAsia="Avenir Next"/>
                 <w:color w:val="1A1A1A"/>
-                <w:sz w:val="17"/>
-                <w:szCs w:val="17"/>
+                <w:sz w:val="21"/>
+                <w:szCs w:val="21"/>
               </w:rPr>
               <w:t xml:space="preserve">Mia made 14 of 20 shots. Leo made 18 of 25. Who has the better rate?</w:t>
             </w:r>
@@ -2974,8 +2975,8 @@
                 <w:rFonts w:ascii="Avenir Next" w:hAnsi="Avenir Next" w:cs="Avenir Next" w:eastAsia="Avenir Next"/>
                 <w:b/>
                 <w:color w:val="003A70"/>
-                <w:sz w:val="17"/>
-                <w:szCs w:val="17"/>
+                <w:sz w:val="21"/>
+                <w:szCs w:val="21"/>
               </w:rPr>
               <w:t xml:space="preserve">Step 1</w:t>
             </w:r>
@@ -2983,8 +2984,8 @@
               <w:rPr>
                 <w:rFonts w:ascii="Avenir Next" w:hAnsi="Avenir Next" w:cs="Avenir Next" w:eastAsia="Avenir Next"/>
                 <w:color w:val="1A1A1A"/>
-                <w:sz w:val="17"/>
-                <w:szCs w:val="17"/>
+                <w:sz w:val="21"/>
+                <w:szCs w:val="21"/>
               </w:rPr>
               <w:tab/>
             </w:r>
@@ -2992,8 +2993,8 @@
               <w:rPr>
                 <w:rFonts w:ascii="Avenir Next" w:hAnsi="Avenir Next" w:cs="Avenir Next" w:eastAsia="Avenir Next"/>
                 <w:color w:val="1A1A1A"/>
-                <w:sz w:val="17"/>
-                <w:szCs w:val="17"/>
+                <w:sz w:val="21"/>
+                <w:szCs w:val="21"/>
               </w:rPr>
               <w:t xml:space="preserve">Mia: 14/20 = 70/100 = 70%. Leo: 18/25 = 72/100 = 72%.</w:t>
             </w:r>
@@ -3011,8 +3012,8 @@
                 <w:rFonts w:ascii="Avenir Next" w:hAnsi="Avenir Next" w:cs="Avenir Next" w:eastAsia="Avenir Next"/>
                 <w:b/>
                 <w:color w:val="003A70"/>
-                <w:sz w:val="17"/>
-                <w:szCs w:val="17"/>
+                <w:sz w:val="21"/>
+                <w:szCs w:val="21"/>
               </w:rPr>
               <w:t xml:space="preserve">Step 2</w:t>
             </w:r>
@@ -3020,8 +3021,8 @@
               <w:rPr>
                 <w:rFonts w:ascii="Avenir Next" w:hAnsi="Avenir Next" w:cs="Avenir Next" w:eastAsia="Avenir Next"/>
                 <w:color w:val="1A1A1A"/>
-                <w:sz w:val="17"/>
-                <w:szCs w:val="17"/>
+                <w:sz w:val="21"/>
+                <w:szCs w:val="21"/>
               </w:rPr>
               <w:tab/>
             </w:r>
@@ -3029,8 +3030,8 @@
               <w:rPr>
                 <w:rFonts w:ascii="Avenir Next" w:hAnsi="Avenir Next" w:cs="Avenir Next" w:eastAsia="Avenir Next"/>
                 <w:color w:val="1A1A1A"/>
-                <w:sz w:val="17"/>
-                <w:szCs w:val="17"/>
+                <w:sz w:val="21"/>
+                <w:szCs w:val="21"/>
               </w:rPr>
               <w:t xml:space="preserve">Compare: 72% &gt; 70%.</w:t>
             </w:r>
@@ -3048,8 +3049,8 @@
                 <w:rFonts w:ascii="Avenir Next" w:hAnsi="Avenir Next" w:cs="Avenir Next" w:eastAsia="Avenir Next"/>
                 <w:b/>
                 <w:color w:val="1A1A1A"/>
-                <w:sz w:val="17"/>
-                <w:szCs w:val="17"/>
+                <w:sz w:val="21"/>
+                <w:szCs w:val="21"/>
               </w:rPr>
               <w:t xml:space="preserve">Answer</w:t>
             </w:r>
@@ -3057,8 +3058,8 @@
               <w:rPr>
                 <w:rFonts w:ascii="Avenir Next" w:hAnsi="Avenir Next" w:cs="Avenir Next" w:eastAsia="Avenir Next"/>
                 <w:color w:val="1A1A1A"/>
-                <w:sz w:val="17"/>
-                <w:szCs w:val="17"/>
+                <w:sz w:val="21"/>
+                <w:szCs w:val="21"/>
               </w:rPr>
               <w:tab/>
             </w:r>
@@ -3067,8 +3068,8 @@
                 <w:rFonts w:ascii="Avenir Next" w:hAnsi="Avenir Next" w:cs="Avenir Next" w:eastAsia="Avenir Next"/>
                 <w:b/>
                 <w:color w:val="1A1A1A"/>
-                <w:sz w:val="17"/>
-                <w:szCs w:val="17"/>
+                <w:sz w:val="21"/>
+                <w:szCs w:val="21"/>
               </w:rPr>
               <w:t xml:space="preserve">Leo has the better rate.</w:t>
             </w:r>
@@ -3140,17 +3141,17 @@
                 <w:rFonts w:ascii="Avenir Next" w:hAnsi="Avenir Next" w:cs="Avenir Next" w:eastAsia="Avenir Next"/>
                 <w:b/>
                 <w:color w:val="1A1A1A"/>
-                <w:sz w:val="21"/>
-                <w:szCs w:val="21"/>
-              </w:rPr>
-              <w:t xml:space="preserve">record</w:t>
+                <w:sz w:val="22"/>
+                <w:szCs w:val="22"/>
+              </w:rPr>
+              <w:t xml:space="preserve">record (el resultado)</w:t>
             </w:r>
             <w:r>
               <w:rPr>
                 <w:rFonts w:ascii="Avenir Next" w:hAnsi="Avenir Next" w:cs="Avenir Next" w:eastAsia="Avenir Next"/>
                 <w:color w:val="5A5F66"/>
-                <w:sz w:val="21"/>
-                <w:szCs w:val="21"/>
+                <w:sz w:val="22"/>
+                <w:szCs w:val="22"/>
               </w:rPr>
               <w:t xml:space="preserve"> — </w:t>
             </w:r>
@@ -3158,10 +3159,10 @@
               <w:rPr>
                 <w:rFonts w:ascii="Avenir Next" w:hAnsi="Avenir Next" w:cs="Avenir Next" w:eastAsia="Avenir Next"/>
                 <w:color w:val="1A1A1A"/>
-                <w:sz w:val="21"/>
-                <w:szCs w:val="21"/>
-              </w:rPr>
-              <w:t xml:space="preserve">part out of a whole, like 9 out of 20</w:t>
+                <w:sz w:val="22"/>
+                <w:szCs w:val="22"/>
+              </w:rPr>
+              <w:t xml:space="preserve">how many out of how many, like 9 out of 20</w:t>
             </w:r>
           </w:p>
           <w:p>
@@ -3173,17 +3174,17 @@
                 <w:rFonts w:ascii="Avenir Next" w:hAnsi="Avenir Next" w:cs="Avenir Next" w:eastAsia="Avenir Next"/>
                 <w:b/>
                 <w:color w:val="1A1A1A"/>
-                <w:sz w:val="21"/>
-                <w:szCs w:val="21"/>
-              </w:rPr>
-              <w:t xml:space="preserve">percent</w:t>
+                <w:sz w:val="22"/>
+                <w:szCs w:val="22"/>
+              </w:rPr>
+              <w:t xml:space="preserve">percent (por ciento)</w:t>
             </w:r>
             <w:r>
               <w:rPr>
                 <w:rFonts w:ascii="Avenir Next" w:hAnsi="Avenir Next" w:cs="Avenir Next" w:eastAsia="Avenir Next"/>
                 <w:color w:val="5A5F66"/>
-                <w:sz w:val="21"/>
-                <w:szCs w:val="21"/>
+                <w:sz w:val="22"/>
+                <w:szCs w:val="22"/>
               </w:rPr>
               <w:t xml:space="preserve"> — </w:t>
             </w:r>
@@ -3191,8 +3192,8 @@
               <w:rPr>
                 <w:rFonts w:ascii="Avenir Next" w:hAnsi="Avenir Next" w:cs="Avenir Next" w:eastAsia="Avenir Next"/>
                 <w:color w:val="1A1A1A"/>
-                <w:sz w:val="21"/>
-                <w:szCs w:val="21"/>
+                <w:sz w:val="22"/>
+                <w:szCs w:val="22"/>
               </w:rPr>
               <w:t xml:space="preserve">out of 100</w:t>
             </w:r>
@@ -3217,17 +3218,17 @@
                 <w:rFonts w:ascii="Avenir Next" w:hAnsi="Avenir Next" w:cs="Avenir Next" w:eastAsia="Avenir Next"/>
                 <w:b/>
                 <w:color w:val="1A1A1A"/>
-                <w:sz w:val="21"/>
-                <w:szCs w:val="21"/>
-              </w:rPr>
-              <w:t xml:space="preserve">compare</w:t>
+                <w:sz w:val="22"/>
+                <w:szCs w:val="22"/>
+              </w:rPr>
+              <w:t xml:space="preserve">compare (comparar)</w:t>
             </w:r>
             <w:r>
               <w:rPr>
                 <w:rFonts w:ascii="Avenir Next" w:hAnsi="Avenir Next" w:cs="Avenir Next" w:eastAsia="Avenir Next"/>
                 <w:color w:val="5A5F66"/>
-                <w:sz w:val="21"/>
-                <w:szCs w:val="21"/>
+                <w:sz w:val="22"/>
+                <w:szCs w:val="22"/>
               </w:rPr>
               <w:t xml:space="preserve"> — </w:t>
             </w:r>
@@ -3235,8 +3236,8 @@
               <w:rPr>
                 <w:rFonts w:ascii="Avenir Next" w:hAnsi="Avenir Next" w:cs="Avenir Next" w:eastAsia="Avenir Next"/>
                 <w:color w:val="1A1A1A"/>
-                <w:sz w:val="21"/>
-                <w:szCs w:val="21"/>
+                <w:sz w:val="22"/>
+                <w:szCs w:val="22"/>
               </w:rPr>
               <w:t xml:space="preserve">decide which is greater</w:t>
             </w:r>
@@ -3250,17 +3251,17 @@
                 <w:rFonts w:ascii="Avenir Next" w:hAnsi="Avenir Next" w:cs="Avenir Next" w:eastAsia="Avenir Next"/>
                 <w:b/>
                 <w:color w:val="1A1A1A"/>
-                <w:sz w:val="21"/>
-                <w:szCs w:val="21"/>
-              </w:rPr>
-              <w:t xml:space="preserve">better rate</w:t>
+                <w:sz w:val="22"/>
+                <w:szCs w:val="22"/>
+              </w:rPr>
+              <w:t xml:space="preserve">better rate (la mejor tasa)</w:t>
             </w:r>
             <w:r>
               <w:rPr>
                 <w:rFonts w:ascii="Avenir Next" w:hAnsi="Avenir Next" w:cs="Avenir Next" w:eastAsia="Avenir Next"/>
                 <w:color w:val="5A5F66"/>
-                <w:sz w:val="21"/>
-                <w:szCs w:val="21"/>
+                <w:sz w:val="22"/>
+                <w:szCs w:val="22"/>
               </w:rPr>
               <w:t xml:space="preserve"> — </w:t>
             </w:r>
@@ -3268,8 +3269,8 @@
               <w:rPr>
                 <w:rFonts w:ascii="Avenir Next" w:hAnsi="Avenir Next" w:cs="Avenir Next" w:eastAsia="Avenir Next"/>
                 <w:color w:val="1A1A1A"/>
-                <w:sz w:val="21"/>
-                <w:szCs w:val="21"/>
+                <w:sz w:val="22"/>
+                <w:szCs w:val="22"/>
               </w:rPr>
               <w:t xml:space="preserve">the greater percent</w:t>
             </w:r>
@@ -3287,6 +3288,7 @@
           <w:tab w:val="right" w:pos="9504"/>
         </w:tabs>
         <w:spacing w:before="90" w:after="50" w:line="240" w:lineRule="auto"/>
+        <w:outlineLvl w:val="1"/>
       </w:pPr>
       <w:r>
         <w:rPr>
@@ -3294,8 +3296,8 @@
           <w:b/>
           <w:color w:val="003A70"/>
           <w:spacing w:val="14"/>
-          <w:sz w:val="21"/>
-          <w:szCs w:val="21"/>
+          <w:sz w:val="22"/>
+          <w:szCs w:val="22"/>
         </w:rPr>
         <w:t xml:space="preserve">PRACTICE</w:t>
       </w:r>
@@ -3371,8 +3373,8 @@
                 <w:rFonts w:ascii="Avenir Next" w:hAnsi="Avenir Next" w:cs="Avenir Next" w:eastAsia="Avenir Next"/>
                 <w:b/>
                 <w:color w:val="1A1A1A"/>
-                <w:sz w:val="22"/>
-                <w:szCs w:val="22"/>
+                <w:sz w:val="24"/>
+                <w:szCs w:val="24"/>
               </w:rPr>
               <w:t xml:space="preserve">1.</w:t>
             </w:r>
@@ -3380,8 +3382,8 @@
               <w:rPr>
                 <w:rFonts w:ascii="Avenir Next" w:hAnsi="Avenir Next" w:cs="Avenir Next" w:eastAsia="Avenir Next"/>
                 <w:color w:val="1A1A1A"/>
-                <w:sz w:val="22"/>
-                <w:szCs w:val="22"/>
+                <w:sz w:val="24"/>
+                <w:szCs w:val="24"/>
               </w:rPr>
               <w:tab/>
             </w:r>
@@ -3389,8 +3391,8 @@
               <w:rPr>
                 <w:rFonts w:ascii="Avenir Next" w:hAnsi="Avenir Next" w:cs="Avenir Next" w:eastAsia="Avenir Next"/>
                 <w:color w:val="1A1A1A"/>
-                <w:sz w:val="22"/>
-                <w:szCs w:val="22"/>
+                <w:sz w:val="24"/>
+                <w:szCs w:val="24"/>
               </w:rPr>
               <w:t xml:space="preserve">Write each record as a percent.</w:t>
             </w:r>
@@ -3409,8 +3411,8 @@
                 <w:rFonts w:ascii="Avenir Next" w:hAnsi="Avenir Next" w:cs="Avenir Next" w:eastAsia="Avenir Next"/>
                 <w:b/>
                 <w:color w:val="003A70"/>
-                <w:sz w:val="18"/>
-                <w:szCs w:val="18"/>
+                <w:sz w:val="21"/>
+                <w:szCs w:val="21"/>
               </w:rPr>
               <w:t xml:space="preserve">Step 1</w:t>
             </w:r>
@@ -3418,8 +3420,8 @@
               <w:rPr>
                 <w:rFonts w:ascii="Avenir Next" w:hAnsi="Avenir Next" w:cs="Avenir Next" w:eastAsia="Avenir Next"/>
                 <w:color w:val="1A1A1A"/>
-                <w:sz w:val="18"/>
-                <w:szCs w:val="18"/>
+                <w:sz w:val="21"/>
+                <w:szCs w:val="21"/>
               </w:rPr>
               <w:tab/>
             </w:r>
@@ -3427,8 +3429,8 @@
               <w:rPr>
                 <w:rFonts w:ascii="Avenir Next" w:hAnsi="Avenir Next" w:cs="Avenir Next" w:eastAsia="Avenir Next"/>
                 <w:color w:val="1A1A1A"/>
-                <w:sz w:val="21"/>
-                <w:szCs w:val="21"/>
+                <w:sz w:val="22"/>
+                <w:szCs w:val="22"/>
               </w:rPr>
               <w:t xml:space="preserve">Write the record as a fraction.</w:t>
             </w:r>
@@ -3447,8 +3449,8 @@
                 <w:rFonts w:ascii="Avenir Next" w:hAnsi="Avenir Next" w:cs="Avenir Next" w:eastAsia="Avenir Next"/>
                 <w:b/>
                 <w:color w:val="003A70"/>
-                <w:sz w:val="18"/>
-                <w:szCs w:val="18"/>
+                <w:sz w:val="21"/>
+                <w:szCs w:val="21"/>
               </w:rPr>
               <w:t xml:space="preserve">Step 2</w:t>
             </w:r>
@@ -3456,8 +3458,8 @@
               <w:rPr>
                 <w:rFonts w:ascii="Avenir Next" w:hAnsi="Avenir Next" w:cs="Avenir Next" w:eastAsia="Avenir Next"/>
                 <w:color w:val="1A1A1A"/>
-                <w:sz w:val="18"/>
-                <w:szCs w:val="18"/>
+                <w:sz w:val="21"/>
+                <w:szCs w:val="21"/>
               </w:rPr>
               <w:tab/>
             </w:r>
@@ -3465,8 +3467,8 @@
               <w:rPr>
                 <w:rFonts w:ascii="Avenir Next" w:hAnsi="Avenir Next" w:cs="Avenir Next" w:eastAsia="Avenir Next"/>
                 <w:color w:val="1A1A1A"/>
-                <w:sz w:val="21"/>
-                <w:szCs w:val="21"/>
+                <w:sz w:val="22"/>
+                <w:szCs w:val="22"/>
               </w:rPr>
               <w:t xml:space="preserve">Make the bottom 100, or divide top by bottom.</w:t>
             </w:r>
@@ -3521,8 +3523,8 @@
                       <w:rFonts w:ascii="Avenir Next" w:hAnsi="Avenir Next" w:cs="Avenir Next" w:eastAsia="Avenir Next"/>
                       <w:b/>
                       <w:color w:val="003A70"/>
-                      <w:sz w:val="22"/>
-                      <w:szCs w:val="22"/>
+                      <w:sz w:val="24"/>
+                      <w:szCs w:val="24"/>
                     </w:rPr>
                     <w:t xml:space="preserve">a.</w:t>
                   </w:r>
@@ -3530,8 +3532,8 @@
                     <w:rPr>
                       <w:rFonts w:ascii="Avenir Next" w:hAnsi="Avenir Next" w:cs="Avenir Next" w:eastAsia="Avenir Next"/>
                       <w:color w:val="1A1A1A"/>
-                      <w:sz w:val="22"/>
-                      <w:szCs w:val="22"/>
+                      <w:sz w:val="24"/>
+                      <w:szCs w:val="24"/>
                     </w:rPr>
                     <w:tab/>
                   </w:r>
@@ -3539,8 +3541,8 @@
                     <w:rPr>
                       <w:rFonts w:ascii="Avenir Next" w:hAnsi="Avenir Next" w:cs="Avenir Next" w:eastAsia="Avenir Next"/>
                       <w:color w:val="1A1A1A"/>
-                      <w:sz w:val="22"/>
-                      <w:szCs w:val="22"/>
+                      <w:sz w:val="24"/>
+                      <w:szCs w:val="24"/>
                     </w:rPr>
                     <w:t xml:space="preserve">21 out of 30 =</w:t>
                   </w:r>
@@ -3548,8 +3550,8 @@
                     <w:rPr>
                       <w:rFonts w:ascii="Avenir Next" w:hAnsi="Avenir Next" w:cs="Avenir Next" w:eastAsia="Avenir Next"/>
                       <w:color w:val="1A1A1A"/>
-                      <w:sz w:val="22"/>
-                      <w:szCs w:val="22"/>
+                      <w:sz w:val="24"/>
+                      <w:szCs w:val="24"/>
                     </w:rPr>
                     <w:t xml:space="preserve">  </w:t>
                   </w:r>
@@ -3557,8 +3559,8 @@
                     <w:rPr>
                       <w:rFonts w:ascii="Avenir Next" w:hAnsi="Avenir Next" w:cs="Avenir Next" w:eastAsia="Avenir Next"/>
                       <w:color w:val="1A1A1A"/>
-                      <w:sz w:val="22"/>
-                      <w:szCs w:val="22"/>
+                      <w:sz w:val="24"/>
+                      <w:szCs w:val="24"/>
                       <w:u w:val="single"/>
                     </w:rPr>
                     <w:t xml:space="preserve">      </w:t>
@@ -3567,8 +3569,8 @@
                     <w:rPr>
                       <w:rFonts w:ascii="Avenir Next" w:hAnsi="Avenir Next" w:cs="Avenir Next" w:eastAsia="Avenir Next"/>
                       <w:color w:val="1A1A1A"/>
-                      <w:sz w:val="22"/>
-                      <w:szCs w:val="22"/>
+                      <w:sz w:val="24"/>
+                      <w:szCs w:val="24"/>
                     </w:rPr>
                     <w:t xml:space="preserve"> %</w:t>
                   </w:r>
@@ -3592,8 +3594,8 @@
                       <w:rFonts w:ascii="Avenir Next" w:hAnsi="Avenir Next" w:cs="Avenir Next" w:eastAsia="Avenir Next"/>
                       <w:b/>
                       <w:color w:val="003A70"/>
-                      <w:sz w:val="22"/>
-                      <w:szCs w:val="22"/>
+                      <w:sz w:val="24"/>
+                      <w:szCs w:val="24"/>
                     </w:rPr>
                     <w:t xml:space="preserve">b.</w:t>
                   </w:r>
@@ -3601,8 +3603,8 @@
                     <w:rPr>
                       <w:rFonts w:ascii="Avenir Next" w:hAnsi="Avenir Next" w:cs="Avenir Next" w:eastAsia="Avenir Next"/>
                       <w:color w:val="1A1A1A"/>
-                      <w:sz w:val="22"/>
-                      <w:szCs w:val="22"/>
+                      <w:sz w:val="24"/>
+                      <w:szCs w:val="24"/>
                     </w:rPr>
                     <w:tab/>
                   </w:r>
@@ -3610,8 +3612,8 @@
                     <w:rPr>
                       <w:rFonts w:ascii="Avenir Next" w:hAnsi="Avenir Next" w:cs="Avenir Next" w:eastAsia="Avenir Next"/>
                       <w:color w:val="1A1A1A"/>
-                      <w:sz w:val="22"/>
-                      <w:szCs w:val="22"/>
+                      <w:sz w:val="24"/>
+                      <w:szCs w:val="24"/>
                     </w:rPr>
                     <w:t xml:space="preserve">13 out of 20 =</w:t>
                   </w:r>
@@ -3619,8 +3621,8 @@
                     <w:rPr>
                       <w:rFonts w:ascii="Avenir Next" w:hAnsi="Avenir Next" w:cs="Avenir Next" w:eastAsia="Avenir Next"/>
                       <w:color w:val="1A1A1A"/>
-                      <w:sz w:val="22"/>
-                      <w:szCs w:val="22"/>
+                      <w:sz w:val="24"/>
+                      <w:szCs w:val="24"/>
                     </w:rPr>
                     <w:t xml:space="preserve">  </w:t>
                   </w:r>
@@ -3628,8 +3630,8 @@
                     <w:rPr>
                       <w:rFonts w:ascii="Avenir Next" w:hAnsi="Avenir Next" w:cs="Avenir Next" w:eastAsia="Avenir Next"/>
                       <w:color w:val="1A1A1A"/>
-                      <w:sz w:val="22"/>
-                      <w:szCs w:val="22"/>
+                      <w:sz w:val="24"/>
+                      <w:szCs w:val="24"/>
                       <w:u w:val="single"/>
                     </w:rPr>
                     <w:t xml:space="preserve">      </w:t>
@@ -3638,8 +3640,8 @@
                     <w:rPr>
                       <w:rFonts w:ascii="Avenir Next" w:hAnsi="Avenir Next" w:cs="Avenir Next" w:eastAsia="Avenir Next"/>
                       <w:color w:val="1A1A1A"/>
-                      <w:sz w:val="22"/>
-                      <w:szCs w:val="22"/>
+                      <w:sz w:val="24"/>
+                      <w:szCs w:val="24"/>
                     </w:rPr>
                     <w:t xml:space="preserve"> %</w:t>
                   </w:r>
@@ -3663,8 +3665,8 @@
                       <w:rFonts w:ascii="Avenir Next" w:hAnsi="Avenir Next" w:cs="Avenir Next" w:eastAsia="Avenir Next"/>
                       <w:b/>
                       <w:color w:val="003A70"/>
-                      <w:sz w:val="22"/>
-                      <w:szCs w:val="22"/>
+                      <w:sz w:val="24"/>
+                      <w:szCs w:val="24"/>
                     </w:rPr>
                     <w:t xml:space="preserve">c.</w:t>
                   </w:r>
@@ -3672,8 +3674,8 @@
                     <w:rPr>
                       <w:rFonts w:ascii="Avenir Next" w:hAnsi="Avenir Next" w:cs="Avenir Next" w:eastAsia="Avenir Next"/>
                       <w:color w:val="1A1A1A"/>
-                      <w:sz w:val="22"/>
-                      <w:szCs w:val="22"/>
+                      <w:sz w:val="24"/>
+                      <w:szCs w:val="24"/>
                     </w:rPr>
                     <w:tab/>
                   </w:r>
@@ -3681,8 +3683,8 @@
                     <w:rPr>
                       <w:rFonts w:ascii="Avenir Next" w:hAnsi="Avenir Next" w:cs="Avenir Next" w:eastAsia="Avenir Next"/>
                       <w:color w:val="1A1A1A"/>
-                      <w:sz w:val="22"/>
-                      <w:szCs w:val="22"/>
+                      <w:sz w:val="24"/>
+                      <w:szCs w:val="24"/>
                     </w:rPr>
                     <w:t xml:space="preserve">9 out of 12 =</w:t>
                   </w:r>
@@ -3690,8 +3692,8 @@
                     <w:rPr>
                       <w:rFonts w:ascii="Avenir Next" w:hAnsi="Avenir Next" w:cs="Avenir Next" w:eastAsia="Avenir Next"/>
                       <w:color w:val="1A1A1A"/>
-                      <w:sz w:val="22"/>
-                      <w:szCs w:val="22"/>
+                      <w:sz w:val="24"/>
+                      <w:szCs w:val="24"/>
                     </w:rPr>
                     <w:t xml:space="preserve">  </w:t>
                   </w:r>
@@ -3699,8 +3701,8 @@
                     <w:rPr>
                       <w:rFonts w:ascii="Avenir Next" w:hAnsi="Avenir Next" w:cs="Avenir Next" w:eastAsia="Avenir Next"/>
                       <w:color w:val="1A1A1A"/>
-                      <w:sz w:val="22"/>
-                      <w:szCs w:val="22"/>
+                      <w:sz w:val="24"/>
+                      <w:szCs w:val="24"/>
                       <w:u w:val="single"/>
                     </w:rPr>
                     <w:t xml:space="preserve">      </w:t>
@@ -3709,8 +3711,8 @@
                     <w:rPr>
                       <w:rFonts w:ascii="Avenir Next" w:hAnsi="Avenir Next" w:cs="Avenir Next" w:eastAsia="Avenir Next"/>
                       <w:color w:val="1A1A1A"/>
-                      <w:sz w:val="22"/>
-                      <w:szCs w:val="22"/>
+                      <w:sz w:val="24"/>
+                      <w:szCs w:val="24"/>
                     </w:rPr>
                     <w:t xml:space="preserve"> %</w:t>
                   </w:r>
@@ -3783,8 +3785,8 @@
                 <w:rFonts w:ascii="Avenir Next" w:hAnsi="Avenir Next" w:cs="Avenir Next" w:eastAsia="Avenir Next"/>
                 <w:b/>
                 <w:color w:val="1A1A1A"/>
-                <w:sz w:val="22"/>
-                <w:szCs w:val="22"/>
+                <w:sz w:val="24"/>
+                <w:szCs w:val="24"/>
               </w:rPr>
               <w:t xml:space="preserve">2.</w:t>
             </w:r>
@@ -3792,8 +3794,8 @@
               <w:rPr>
                 <w:rFonts w:ascii="Avenir Next" w:hAnsi="Avenir Next" w:cs="Avenir Next" w:eastAsia="Avenir Next"/>
                 <w:color w:val="1A1A1A"/>
-                <w:sz w:val="22"/>
-                <w:szCs w:val="22"/>
+                <w:sz w:val="24"/>
+                <w:szCs w:val="24"/>
               </w:rPr>
               <w:tab/>
             </w:r>
@@ -3802,8 +3804,8 @@
                 <w:rFonts w:ascii="Avenir Next" w:hAnsi="Avenir Next" w:cs="Avenir Next" w:eastAsia="Avenir Next"/>
                 <w:b/>
                 <w:color w:val="1A1A1A"/>
-                <w:sz w:val="22"/>
-                <w:szCs w:val="22"/>
+                <w:sz w:val="24"/>
+                <w:szCs w:val="24"/>
               </w:rPr>
               <w:t xml:space="preserve">Softball Hits.  </w:t>
             </w:r>
@@ -3811,8 +3813,8 @@
               <w:rPr>
                 <w:rFonts w:ascii="Avenir Next" w:hAnsi="Avenir Next" w:cs="Avenir Next" w:eastAsia="Avenir Next"/>
                 <w:color w:val="1A1A1A"/>
-                <w:sz w:val="22"/>
-                <w:szCs w:val="22"/>
+                <w:sz w:val="24"/>
+                <w:szCs w:val="24"/>
               </w:rPr>
               <w:t xml:space="preserve">Complete the table. Circle the player with the best record.</w:t>
             </w:r>
@@ -3831,8 +3833,8 @@
                 <w:rFonts w:ascii="Avenir Next" w:hAnsi="Avenir Next" w:cs="Avenir Next" w:eastAsia="Avenir Next"/>
                 <w:b/>
                 <w:color w:val="003A70"/>
-                <w:sz w:val="18"/>
-                <w:szCs w:val="18"/>
+                <w:sz w:val="21"/>
+                <w:szCs w:val="21"/>
               </w:rPr>
               <w:t xml:space="preserve">Step 1</w:t>
             </w:r>
@@ -3840,8 +3842,8 @@
               <w:rPr>
                 <w:rFonts w:ascii="Avenir Next" w:hAnsi="Avenir Next" w:cs="Avenir Next" w:eastAsia="Avenir Next"/>
                 <w:color w:val="1A1A1A"/>
-                <w:sz w:val="18"/>
-                <w:szCs w:val="18"/>
+                <w:sz w:val="21"/>
+                <w:szCs w:val="21"/>
               </w:rPr>
               <w:tab/>
             </w:r>
@@ -3849,8 +3851,8 @@
               <w:rPr>
                 <w:rFonts w:ascii="Avenir Next" w:hAnsi="Avenir Next" w:cs="Avenir Next" w:eastAsia="Avenir Next"/>
                 <w:color w:val="1A1A1A"/>
-                <w:sz w:val="21"/>
-                <w:szCs w:val="21"/>
+                <w:sz w:val="22"/>
+                <w:szCs w:val="22"/>
               </w:rPr>
               <w:t xml:space="preserve">Divide hits by at bats for each player.</w:t>
             </w:r>
@@ -3869,8 +3871,8 @@
                 <w:rFonts w:ascii="Avenir Next" w:hAnsi="Avenir Next" w:cs="Avenir Next" w:eastAsia="Avenir Next"/>
                 <w:b/>
                 <w:color w:val="003A70"/>
-                <w:sz w:val="18"/>
-                <w:szCs w:val="18"/>
+                <w:sz w:val="21"/>
+                <w:szCs w:val="21"/>
               </w:rPr>
               <w:t xml:space="preserve">Step 2</w:t>
             </w:r>
@@ -3878,8 +3880,8 @@
               <w:rPr>
                 <w:rFonts w:ascii="Avenir Next" w:hAnsi="Avenir Next" w:cs="Avenir Next" w:eastAsia="Avenir Next"/>
                 <w:color w:val="1A1A1A"/>
-                <w:sz w:val="18"/>
-                <w:szCs w:val="18"/>
+                <w:sz w:val="21"/>
+                <w:szCs w:val="21"/>
               </w:rPr>
               <w:tab/>
             </w:r>
@@ -3887,8 +3889,8 @@
               <w:rPr>
                 <w:rFonts w:ascii="Avenir Next" w:hAnsi="Avenir Next" w:cs="Avenir Next" w:eastAsia="Avenir Next"/>
                 <w:color w:val="1A1A1A"/>
-                <w:sz w:val="21"/>
-                <w:szCs w:val="21"/>
+                <w:sz w:val="22"/>
+                <w:szCs w:val="22"/>
               </w:rPr>
               <w:t xml:space="preserve">Write each as a percent. Circle the greatest.</w:t>
             </w:r>
@@ -3942,8 +3944,8 @@
                       <w:rFonts w:ascii="Avenir Next" w:hAnsi="Avenir Next" w:cs="Avenir Next" w:eastAsia="Avenir Next"/>
                       <w:b/>
                       <w:color w:val="1A1A1A"/>
-                      <w:sz w:val="21"/>
-                      <w:szCs w:val="21"/>
+                      <w:sz w:val="22"/>
+                      <w:szCs w:val="22"/>
                     </w:rPr>
                     <w:t xml:space="preserve">Player</w:t>
                   </w:r>
@@ -3965,8 +3967,8 @@
                       <w:rFonts w:ascii="Avenir Next" w:hAnsi="Avenir Next" w:cs="Avenir Next" w:eastAsia="Avenir Next"/>
                       <w:b/>
                       <w:color w:val="1A1A1A"/>
-                      <w:sz w:val="21"/>
-                      <w:szCs w:val="21"/>
+                      <w:sz w:val="22"/>
+                      <w:szCs w:val="22"/>
                     </w:rPr>
                     <w:t xml:space="preserve">Hits</w:t>
                   </w:r>
@@ -3988,8 +3990,8 @@
                       <w:rFonts w:ascii="Avenir Next" w:hAnsi="Avenir Next" w:cs="Avenir Next" w:eastAsia="Avenir Next"/>
                       <w:b/>
                       <w:color w:val="1A1A1A"/>
-                      <w:sz w:val="21"/>
-                      <w:szCs w:val="21"/>
+                      <w:sz w:val="22"/>
+                      <w:szCs w:val="22"/>
                     </w:rPr>
                     <w:t xml:space="preserve">At bats</w:t>
                   </w:r>
@@ -4011,8 +4013,8 @@
                       <w:rFonts w:ascii="Avenir Next" w:hAnsi="Avenir Next" w:cs="Avenir Next" w:eastAsia="Avenir Next"/>
                       <w:b/>
                       <w:color w:val="1A1A1A"/>
-                      <w:sz w:val="21"/>
-                      <w:szCs w:val="21"/>
+                      <w:sz w:val="22"/>
+                      <w:szCs w:val="22"/>
                     </w:rPr>
                     <w:t xml:space="preserve">Percent</w:t>
                   </w:r>
@@ -4040,8 +4042,8 @@
                       <w:rFonts w:ascii="Avenir Next" w:hAnsi="Avenir Next" w:cs="Avenir Next" w:eastAsia="Avenir Next"/>
                       <w:b/>
                       <w:color w:val="1A1A1A"/>
-                      <w:sz w:val="21"/>
-                      <w:szCs w:val="21"/>
+                      <w:sz w:val="22"/>
+                      <w:szCs w:val="22"/>
                     </w:rPr>
                     <w:t xml:space="preserve">Ava</w:t>
                   </w:r>
@@ -4061,8 +4063,8 @@
                     <w:rPr>
                       <w:rFonts w:ascii="Avenir Next" w:hAnsi="Avenir Next" w:cs="Avenir Next" w:eastAsia="Avenir Next"/>
                       <w:color w:val="1A1A1A"/>
-                      <w:sz w:val="21"/>
-                      <w:szCs w:val="21"/>
+                      <w:sz w:val="22"/>
+                      <w:szCs w:val="22"/>
                     </w:rPr>
                     <w:t xml:space="preserve">9</w:t>
                   </w:r>
@@ -4082,8 +4084,8 @@
                     <w:rPr>
                       <w:rFonts w:ascii="Avenir Next" w:hAnsi="Avenir Next" w:cs="Avenir Next" w:eastAsia="Avenir Next"/>
                       <w:color w:val="1A1A1A"/>
-                      <w:sz w:val="21"/>
-                      <w:szCs w:val="21"/>
+                      <w:sz w:val="22"/>
+                      <w:szCs w:val="22"/>
                     </w:rPr>
                     <w:t xml:space="preserve">20</w:t>
                   </w:r>
@@ -4122,8 +4124,8 @@
                       <w:rFonts w:ascii="Avenir Next" w:hAnsi="Avenir Next" w:cs="Avenir Next" w:eastAsia="Avenir Next"/>
                       <w:b/>
                       <w:color w:val="1A1A1A"/>
-                      <w:sz w:val="21"/>
-                      <w:szCs w:val="21"/>
+                      <w:sz w:val="22"/>
+                      <w:szCs w:val="22"/>
                     </w:rPr>
                     <w:t xml:space="preserve">Ben</w:t>
                   </w:r>
@@ -4143,8 +4145,8 @@
                     <w:rPr>
                       <w:rFonts w:ascii="Avenir Next" w:hAnsi="Avenir Next" w:cs="Avenir Next" w:eastAsia="Avenir Next"/>
                       <w:color w:val="1A1A1A"/>
-                      <w:sz w:val="21"/>
-                      <w:szCs w:val="21"/>
+                      <w:sz w:val="22"/>
+                      <w:szCs w:val="22"/>
                     </w:rPr>
                     <w:t xml:space="preserve">12</w:t>
                   </w:r>
@@ -4164,8 +4166,8 @@
                     <w:rPr>
                       <w:rFonts w:ascii="Avenir Next" w:hAnsi="Avenir Next" w:cs="Avenir Next" w:eastAsia="Avenir Next"/>
                       <w:color w:val="1A1A1A"/>
-                      <w:sz w:val="21"/>
-                      <w:szCs w:val="21"/>
+                      <w:sz w:val="22"/>
+                      <w:szCs w:val="22"/>
                     </w:rPr>
                     <w:t xml:space="preserve">25</w:t>
                   </w:r>
@@ -4204,8 +4206,8 @@
                       <w:rFonts w:ascii="Avenir Next" w:hAnsi="Avenir Next" w:cs="Avenir Next" w:eastAsia="Avenir Next"/>
                       <w:b/>
                       <w:color w:val="1A1A1A"/>
-                      <w:sz w:val="21"/>
-                      <w:szCs w:val="21"/>
+                      <w:sz w:val="22"/>
+                      <w:szCs w:val="22"/>
                     </w:rPr>
                     <w:t xml:space="preserve">Cruz</w:t>
                   </w:r>
@@ -4225,8 +4227,8 @@
                     <w:rPr>
                       <w:rFonts w:ascii="Avenir Next" w:hAnsi="Avenir Next" w:cs="Avenir Next" w:eastAsia="Avenir Next"/>
                       <w:color w:val="1A1A1A"/>
-                      <w:sz w:val="21"/>
-                      <w:szCs w:val="21"/>
+                      <w:sz w:val="22"/>
+                      <w:szCs w:val="22"/>
                     </w:rPr>
                     <w:t xml:space="preserve">22</w:t>
                   </w:r>
@@ -4246,8 +4248,8 @@
                     <w:rPr>
                       <w:rFonts w:ascii="Avenir Next" w:hAnsi="Avenir Next" w:cs="Avenir Next" w:eastAsia="Avenir Next"/>
                       <w:color w:val="1A1A1A"/>
-                      <w:sz w:val="21"/>
-                      <w:szCs w:val="21"/>
+                      <w:sz w:val="22"/>
+                      <w:szCs w:val="22"/>
                     </w:rPr>
                     <w:t xml:space="preserve">50</w:t>
                   </w:r>
@@ -4331,8 +4333,8 @@
                 <w:rFonts w:ascii="Avenir Next" w:hAnsi="Avenir Next" w:cs="Avenir Next" w:eastAsia="Avenir Next"/>
                 <w:b/>
                 <w:color w:val="1A1A1A"/>
-                <w:sz w:val="22"/>
-                <w:szCs w:val="22"/>
+                <w:sz w:val="24"/>
+                <w:szCs w:val="24"/>
               </w:rPr>
               <w:t xml:space="preserve">3.</w:t>
             </w:r>
@@ -4340,8 +4342,8 @@
               <w:rPr>
                 <w:rFonts w:ascii="Avenir Next" w:hAnsi="Avenir Next" w:cs="Avenir Next" w:eastAsia="Avenir Next"/>
                 <w:color w:val="1A1A1A"/>
-                <w:sz w:val="22"/>
-                <w:szCs w:val="22"/>
+                <w:sz w:val="24"/>
+                <w:szCs w:val="24"/>
               </w:rPr>
               <w:tab/>
             </w:r>
@@ -4350,8 +4352,8 @@
                 <w:rFonts w:ascii="Avenir Next" w:hAnsi="Avenir Next" w:cs="Avenir Next" w:eastAsia="Avenir Next"/>
                 <w:b/>
                 <w:color w:val="1A1A1A"/>
-                <w:sz w:val="22"/>
-                <w:szCs w:val="22"/>
+                <w:sz w:val="24"/>
+                <w:szCs w:val="24"/>
               </w:rPr>
               <w:t xml:space="preserve">Spelling Tests.  </w:t>
             </w:r>
@@ -4359,8 +4361,8 @@
               <w:rPr>
                 <w:rFonts w:ascii="Avenir Next" w:hAnsi="Avenir Next" w:cs="Avenir Next" w:eastAsia="Avenir Next"/>
                 <w:color w:val="1A1A1A"/>
-                <w:sz w:val="22"/>
-                <w:szCs w:val="22"/>
+                <w:sz w:val="24"/>
+                <w:szCs w:val="24"/>
               </w:rPr>
               <w:t xml:space="preserve">Rosa got 34 of 40 words </w:t>
             </w:r>
@@ -4369,8 +4371,8 @@
                 <w:rFonts w:ascii="Avenir Next" w:hAnsi="Avenir Next" w:cs="Avenir Next" w:eastAsia="Avenir Next"/>
                 <w:b/>
                 <w:color w:val="1A1A1A"/>
-                <w:sz w:val="22"/>
-                <w:szCs w:val="22"/>
+                <w:sz w:val="24"/>
+                <w:szCs w:val="24"/>
               </w:rPr>
               <w:t xml:space="preserve">right</w:t>
             </w:r>
@@ -4378,8 +4380,8 @@
               <w:rPr>
                 <w:rFonts w:ascii="Avenir Next" w:hAnsi="Avenir Next" w:cs="Avenir Next" w:eastAsia="Avenir Next"/>
                 <w:color w:val="1A1A1A"/>
-                <w:sz w:val="22"/>
-                <w:szCs w:val="22"/>
+                <w:sz w:val="24"/>
+                <w:szCs w:val="24"/>
               </w:rPr>
               <w:t xml:space="preserve">. Kai got 42 of 50 words right. Write each as a percent. Who did better?</w:t>
             </w:r>
@@ -4398,8 +4400,8 @@
                 <w:rFonts w:ascii="Avenir Next" w:hAnsi="Avenir Next" w:cs="Avenir Next" w:eastAsia="Avenir Next"/>
                 <w:b/>
                 <w:color w:val="003A70"/>
-                <w:sz w:val="18"/>
-                <w:szCs w:val="18"/>
+                <w:sz w:val="21"/>
+                <w:szCs w:val="21"/>
               </w:rPr>
               <w:t xml:space="preserve">Step 1</w:t>
             </w:r>
@@ -4407,8 +4409,8 @@
               <w:rPr>
                 <w:rFonts w:ascii="Avenir Next" w:hAnsi="Avenir Next" w:cs="Avenir Next" w:eastAsia="Avenir Next"/>
                 <w:color w:val="1A1A1A"/>
-                <w:sz w:val="18"/>
-                <w:szCs w:val="18"/>
+                <w:sz w:val="21"/>
+                <w:szCs w:val="21"/>
               </w:rPr>
               <w:tab/>
             </w:r>
@@ -4416,8 +4418,8 @@
               <w:rPr>
                 <w:rFonts w:ascii="Avenir Next" w:hAnsi="Avenir Next" w:cs="Avenir Next" w:eastAsia="Avenir Next"/>
                 <w:color w:val="1A1A1A"/>
-                <w:sz w:val="21"/>
-                <w:szCs w:val="21"/>
+                <w:sz w:val="22"/>
+                <w:szCs w:val="22"/>
               </w:rPr>
               <w:t xml:space="preserve">Rosa: make 40 into 100. Kai: make 50 into 100.</w:t>
             </w:r>
@@ -4436,8 +4438,8 @@
                 <w:rFonts w:ascii="Avenir Next" w:hAnsi="Avenir Next" w:cs="Avenir Next" w:eastAsia="Avenir Next"/>
                 <w:b/>
                 <w:color w:val="003A70"/>
-                <w:sz w:val="18"/>
-                <w:szCs w:val="18"/>
+                <w:sz w:val="21"/>
+                <w:szCs w:val="21"/>
               </w:rPr>
               <w:t xml:space="preserve">Step 2</w:t>
             </w:r>
@@ -4445,8 +4447,8 @@
               <w:rPr>
                 <w:rFonts w:ascii="Avenir Next" w:hAnsi="Avenir Next" w:cs="Avenir Next" w:eastAsia="Avenir Next"/>
                 <w:color w:val="1A1A1A"/>
-                <w:sz w:val="18"/>
-                <w:szCs w:val="18"/>
+                <w:sz w:val="21"/>
+                <w:szCs w:val="21"/>
               </w:rPr>
               <w:tab/>
             </w:r>
@@ -4454,8 +4456,8 @@
               <w:rPr>
                 <w:rFonts w:ascii="Avenir Next" w:hAnsi="Avenir Next" w:cs="Avenir Next" w:eastAsia="Avenir Next"/>
                 <w:color w:val="1A1A1A"/>
-                <w:sz w:val="21"/>
-                <w:szCs w:val="21"/>
+                <w:sz w:val="22"/>
+                <w:szCs w:val="22"/>
               </w:rPr>
               <w:t xml:space="preserve">Compare the two percents.</w:t>
             </w:r>
@@ -4473,8 +4475,8 @@
                 <w:rFonts w:ascii="Avenir Next" w:hAnsi="Avenir Next" w:cs="Avenir Next" w:eastAsia="Avenir Next"/>
                 <w:b/>
                 <w:color w:val="1A1A1A"/>
-                <w:sz w:val="18"/>
-                <w:szCs w:val="18"/>
+                <w:sz w:val="21"/>
+                <w:szCs w:val="21"/>
               </w:rPr>
               <w:t xml:space="preserve">Percents and who did better</w:t>
             </w:r>
@@ -4482,8 +4484,8 @@
               <w:rPr>
                 <w:rFonts w:ascii="Avenir Next" w:hAnsi="Avenir Next" w:cs="Avenir Next" w:eastAsia="Avenir Next"/>
                 <w:color w:val="1A1A1A"/>
-                <w:sz w:val="18"/>
-                <w:szCs w:val="18"/>
+                <w:sz w:val="21"/>
+                <w:szCs w:val="21"/>
               </w:rPr>
               <w:tab/>
             </w:r>
@@ -4548,8 +4550,8 @@
                 <w:rFonts w:ascii="Avenir Next" w:hAnsi="Avenir Next" w:cs="Avenir Next" w:eastAsia="Avenir Next"/>
                 <w:b/>
                 <w:color w:val="1A1A1A"/>
-                <w:sz w:val="22"/>
-                <w:szCs w:val="22"/>
+                <w:sz w:val="24"/>
+                <w:szCs w:val="24"/>
               </w:rPr>
               <w:t xml:space="preserve">4.</w:t>
             </w:r>
@@ -4557,8 +4559,8 @@
               <w:rPr>
                 <w:rFonts w:ascii="Avenir Next" w:hAnsi="Avenir Next" w:cs="Avenir Next" w:eastAsia="Avenir Next"/>
                 <w:color w:val="1A1A1A"/>
-                <w:sz w:val="22"/>
-                <w:szCs w:val="22"/>
+                <w:sz w:val="24"/>
+                <w:szCs w:val="24"/>
               </w:rPr>
               <w:tab/>
             </w:r>
@@ -4566,8 +4568,8 @@
               <w:rPr>
                 <w:rFonts w:ascii="Avenir Next" w:hAnsi="Avenir Next" w:cs="Avenir Next" w:eastAsia="Avenir Next"/>
                 <w:color w:val="1A1A1A"/>
-                <w:sz w:val="22"/>
-                <w:szCs w:val="22"/>
+                <w:sz w:val="24"/>
+                <w:szCs w:val="24"/>
               </w:rPr>
               <w:t xml:space="preserve">Select </w:t>
             </w:r>
@@ -4576,8 +4578,8 @@
                 <w:rFonts w:ascii="Avenir Next" w:hAnsi="Avenir Next" w:cs="Avenir Next" w:eastAsia="Avenir Next"/>
                 <w:b/>
                 <w:color w:val="1A1A1A"/>
-                <w:sz w:val="22"/>
-                <w:szCs w:val="22"/>
+                <w:sz w:val="24"/>
+                <w:szCs w:val="24"/>
               </w:rPr>
               <w:t xml:space="preserve">all</w:t>
             </w:r>
@@ -4585,10 +4587,210 @@
               <w:rPr>
                 <w:rFonts w:ascii="Avenir Next" w:hAnsi="Avenir Next" w:cs="Avenir Next" w:eastAsia="Avenir Next"/>
                 <w:color w:val="1A1A1A"/>
-                <w:sz w:val="22"/>
-                <w:szCs w:val="22"/>
+                <w:sz w:val="24"/>
+                <w:szCs w:val="24"/>
               </w:rPr>
               <w:t xml:space="preserve"> the records that are greater than 70%.</w:t>
+            </w:r>
+          </w:p>
+          <w:p>
+            <w:pPr>
+              <w:keepNext/>
+              <w:spacing w:before="0" w:after="40" w:line="252" w:lineRule="auto"/>
+              <w:ind w:left="432"/>
+            </w:pPr>
+            <w:r>
+              <w:rPr>
+                <w:rFonts w:ascii="Avenir Next" w:hAnsi="Avenir Next" w:cs="Avenir Next" w:eastAsia="Avenir Next"/>
+                <w:b/>
+                <w:color w:val="003A70"/>
+                <w:sz w:val="17"/>
+                <w:szCs w:val="17"/>
+              </w:rPr>
+              <w:t xml:space="preserve">Frame  </w:t>
+            </w:r>
+            <w:r>
+              <w:rPr>
+                <w:rFonts w:ascii="Avenir Next" w:hAnsi="Avenir Next" w:cs="Avenir Next" w:eastAsia="Avenir Next"/>
+                <w:i/>
+                <w:color w:val="1A1A1A"/>
+                <w:sz w:val="21"/>
+                <w:szCs w:val="21"/>
+              </w:rPr>
+              <w:t xml:space="preserve">I chose </w:t>
+            </w:r>
+            <w:r>
+              <w:rPr>
+                <w:rFonts w:ascii="Avenir Next" w:hAnsi="Avenir Next" w:cs="Avenir Next" w:eastAsia="Avenir Next"/>
+                <w:color w:val="1A1A1A"/>
+                <w:sz w:val="21"/>
+                <w:szCs w:val="21"/>
+                <w:u w:val="single"/>
+              </w:rPr>
+              <w:t xml:space="preserve">      </w:t>
+            </w:r>
+            <w:r>
+              <w:rPr>
+                <w:rFonts w:ascii="Avenir Next" w:hAnsi="Avenir Next" w:cs="Avenir Next" w:eastAsia="Avenir Next"/>
+                <w:i/>
+                <w:color w:val="1A1A1A"/>
+                <w:sz w:val="21"/>
+                <w:szCs w:val="21"/>
+              </w:rPr>
+              <w:t xml:space="preserve"> because </w:t>
+            </w:r>
+            <w:r>
+              <w:rPr>
+                <w:rFonts w:ascii="Avenir Next" w:hAnsi="Avenir Next" w:cs="Avenir Next" w:eastAsia="Avenir Next"/>
+                <w:color w:val="1A1A1A"/>
+                <w:sz w:val="21"/>
+                <w:szCs w:val="21"/>
+                <w:u w:val="single"/>
+              </w:rPr>
+              <w:t xml:space="preserve">      </w:t>
+            </w:r>
+            <w:r>
+              <w:rPr>
+                <w:rFonts w:ascii="Avenir Next" w:hAnsi="Avenir Next" w:cs="Avenir Next" w:eastAsia="Avenir Next"/>
+                <w:i/>
+                <w:color w:val="1A1A1A"/>
+                <w:sz w:val="21"/>
+                <w:szCs w:val="21"/>
+              </w:rPr>
+              <w:t xml:space="preserve">.</w:t>
+            </w:r>
+          </w:p>
+          <w:p>
+            <w:pPr>
+              <w:keepNext/>
+              <w:tabs>
+                <w:tab w:val="left" w:pos="1300"/>
+              </w:tabs>
+              <w:spacing w:before="0" w:after="30" w:line="264" w:lineRule="auto"/>
+              <w:ind w:left="1300" w:hanging="868"/>
+            </w:pPr>
+            <w:r>
+              <w:rPr>
+                <w:rFonts w:ascii="Avenir Next" w:hAnsi="Avenir Next" w:cs="Avenir Next" w:eastAsia="Avenir Next"/>
+                <w:b/>
+                <w:color w:val="003A70"/>
+                <w:sz w:val="21"/>
+                <w:szCs w:val="21"/>
+              </w:rPr>
+              <w:t xml:space="preserve">Step 1</w:t>
+            </w:r>
+            <w:r>
+              <w:rPr>
+                <w:rFonts w:ascii="Avenir Next" w:hAnsi="Avenir Next" w:cs="Avenir Next" w:eastAsia="Avenir Next"/>
+                <w:color w:val="1A1A1A"/>
+                <w:sz w:val="21"/>
+                <w:szCs w:val="21"/>
+              </w:rPr>
+              <w:tab/>
+            </w:r>
+            <w:r>
+              <w:rPr>
+                <w:rFonts w:ascii="Avenir Next" w:hAnsi="Avenir Next" w:cs="Avenir Next" w:eastAsia="Avenir Next"/>
+                <w:color w:val="1A1A1A"/>
+                <w:sz w:val="22"/>
+                <w:szCs w:val="22"/>
+              </w:rPr>
+              <w:t xml:space="preserve">Write each record out of 100.</w:t>
+            </w:r>
+          </w:p>
+          <w:p>
+            <w:pPr>
+              <w:keepNext/>
+              <w:tabs>
+                <w:tab w:val="left" w:pos="1300"/>
+              </w:tabs>
+              <w:spacing w:before="0" w:after="30" w:line="264" w:lineRule="auto"/>
+              <w:ind w:left="1300" w:hanging="868"/>
+            </w:pPr>
+            <w:r>
+              <w:rPr>
+                <w:rFonts w:ascii="Avenir Next" w:hAnsi="Avenir Next" w:cs="Avenir Next" w:eastAsia="Avenir Next"/>
+                <w:b/>
+                <w:color w:val="003A70"/>
+                <w:sz w:val="21"/>
+                <w:szCs w:val="21"/>
+              </w:rPr>
+              <w:t xml:space="preserve">Step 2</w:t>
+            </w:r>
+            <w:r>
+              <w:rPr>
+                <w:rFonts w:ascii="Avenir Next" w:hAnsi="Avenir Next" w:cs="Avenir Next" w:eastAsia="Avenir Next"/>
+                <w:color w:val="1A1A1A"/>
+                <w:sz w:val="21"/>
+                <w:szCs w:val="21"/>
+              </w:rPr>
+              <w:tab/>
+            </w:r>
+            <w:r>
+              <w:rPr>
+                <w:rFonts w:ascii="Avenir Next" w:hAnsi="Avenir Next" w:cs="Avenir Next" w:eastAsia="Avenir Next"/>
+                <w:color w:val="1A1A1A"/>
+                <w:sz w:val="22"/>
+                <w:szCs w:val="22"/>
+              </w:rPr>
+              <w:t xml:space="preserve">Check each percent: is it </w:t>
+            </w:r>
+            <w:r>
+              <w:rPr>
+                <w:rFonts w:ascii="Avenir Next" w:hAnsi="Avenir Next" w:cs="Avenir Next" w:eastAsia="Avenir Next"/>
+                <w:b/>
+                <w:color w:val="1A1A1A"/>
+                <w:sz w:val="22"/>
+                <w:szCs w:val="22"/>
+              </w:rPr>
+              <w:t xml:space="preserve">more than</w:t>
+            </w:r>
+            <w:r>
+              <w:rPr>
+                <w:rFonts w:ascii="Avenir Next" w:hAnsi="Avenir Next" w:cs="Avenir Next" w:eastAsia="Avenir Next"/>
+                <w:color w:val="1A1A1A"/>
+                <w:sz w:val="22"/>
+                <w:szCs w:val="22"/>
+              </w:rPr>
+              <w:t xml:space="preserve"> 70%?</w:t>
+            </w:r>
+          </w:p>
+          <w:p>
+            <w:pPr>
+              <w:keepNext/>
+              <w:tabs>
+                <w:tab w:val="left" w:pos="1300"/>
+              </w:tabs>
+              <w:spacing w:before="0" w:after="30" w:line="264" w:lineRule="auto"/>
+              <w:ind w:left="1300" w:hanging="868"/>
+            </w:pPr>
+            <w:r>
+              <w:rPr>
+                <w:rFonts w:ascii="Avenir Next" w:hAnsi="Avenir Next" w:cs="Avenir Next" w:eastAsia="Avenir Next"/>
+                <w:b/>
+                <w:color w:val="003A70"/>
+                <w:sz w:val="21"/>
+                <w:szCs w:val="21"/>
+              </w:rPr>
+              <w:t xml:space="preserve">Step 3</w:t>
+            </w:r>
+            <w:r>
+              <w:rPr>
+                <w:rFonts w:ascii="Avenir Next" w:hAnsi="Avenir Next" w:cs="Avenir Next" w:eastAsia="Avenir Next"/>
+                <w:color w:val="1A1A1A"/>
+                <w:sz w:val="21"/>
+                <w:szCs w:val="21"/>
+              </w:rPr>
+              <w:tab/>
+            </w:r>
+            <w:r>
+              <w:rPr>
+                <w:rFonts w:ascii="Avenir Next" w:hAnsi="Avenir Next" w:cs="Avenir Next" w:eastAsia="Avenir Next"/>
+                <w:color w:val="1A1A1A"/>
+                <w:sz w:val="22"/>
+                <w:szCs w:val="22"/>
+              </w:rPr>
+              <w:t xml:space="preserve">70% itself is not more than 70%.</w:t>
             </w:r>
           </w:p>
           <w:tbl>
@@ -4637,8 +4839,8 @@
                     <w:rPr>
                       <w:rFonts w:ascii="Arial" w:hAnsi="Arial" w:cs="Arial" w:eastAsia="Arial"/>
                       <w:color w:val="1A1A1A"/>
-                      <w:sz w:val="26"/>
-                      <w:szCs w:val="26"/>
+                      <w:sz w:val="28"/>
+                      <w:szCs w:val="28"/>
                     </w:rPr>
                     <w:t xml:space="preserve">□</w:t>
                   </w:r>
@@ -4646,8 +4848,8 @@
                     <w:rPr>
                       <w:rFonts w:ascii="Avenir Next" w:hAnsi="Avenir Next" w:cs="Avenir Next" w:eastAsia="Avenir Next"/>
                       <w:color w:val="1A1A1A"/>
-                      <w:sz w:val="21"/>
-                      <w:szCs w:val="21"/>
+                      <w:sz w:val="23"/>
+                      <w:szCs w:val="23"/>
                     </w:rPr>
                     <w:t xml:space="preserve">  </w:t>
                   </w:r>
@@ -4656,8 +4858,8 @@
                       <w:rFonts w:ascii="Avenir Next" w:hAnsi="Avenir Next" w:cs="Avenir Next" w:eastAsia="Avenir Next"/>
                       <w:b/>
                       <w:color w:val="003A70"/>
-                      <w:sz w:val="21"/>
-                      <w:szCs w:val="21"/>
+                      <w:sz w:val="23"/>
+                      <w:szCs w:val="23"/>
                     </w:rPr>
                     <w:t xml:space="preserve">A</w:t>
                   </w:r>
@@ -4665,8 +4867,8 @@
                     <w:rPr>
                       <w:rFonts w:ascii="Avenir Next" w:hAnsi="Avenir Next" w:cs="Avenir Next" w:eastAsia="Avenir Next"/>
                       <w:color w:val="1A1A1A"/>
-                      <w:sz w:val="21"/>
-                      <w:szCs w:val="21"/>
+                      <w:sz w:val="23"/>
+                      <w:szCs w:val="23"/>
                     </w:rPr>
                     <w:t xml:space="preserve">  </w:t>
                   </w:r>
@@ -4674,8 +4876,8 @@
                     <w:rPr>
                       <w:rFonts w:ascii="Avenir Next" w:hAnsi="Avenir Next" w:cs="Avenir Next" w:eastAsia="Avenir Next"/>
                       <w:color w:val="1A1A1A"/>
-                      <w:sz w:val="21"/>
-                      <w:szCs w:val="21"/>
+                      <w:sz w:val="23"/>
+                      <w:szCs w:val="23"/>
                     </w:rPr>
                     <w:t xml:space="preserve">15 out of 20</w:t>
                   </w:r>
@@ -4695,8 +4897,8 @@
                     <w:rPr>
                       <w:rFonts w:ascii="Arial" w:hAnsi="Arial" w:cs="Arial" w:eastAsia="Arial"/>
                       <w:color w:val="1A1A1A"/>
-                      <w:sz w:val="26"/>
-                      <w:szCs w:val="26"/>
+                      <w:sz w:val="28"/>
+                      <w:szCs w:val="28"/>
                     </w:rPr>
                     <w:t xml:space="preserve">□</w:t>
                   </w:r>
@@ -4704,8 +4906,8 @@
                     <w:rPr>
                       <w:rFonts w:ascii="Avenir Next" w:hAnsi="Avenir Next" w:cs="Avenir Next" w:eastAsia="Avenir Next"/>
                       <w:color w:val="1A1A1A"/>
-                      <w:sz w:val="21"/>
-                      <w:szCs w:val="21"/>
+                      <w:sz w:val="23"/>
+                      <w:szCs w:val="23"/>
                     </w:rPr>
                     <w:t xml:space="preserve">  </w:t>
                   </w:r>
@@ -4714,8 +4916,8 @@
                       <w:rFonts w:ascii="Avenir Next" w:hAnsi="Avenir Next" w:cs="Avenir Next" w:eastAsia="Avenir Next"/>
                       <w:b/>
                       <w:color w:val="003A70"/>
-                      <w:sz w:val="21"/>
-                      <w:szCs w:val="21"/>
+                      <w:sz w:val="23"/>
+                      <w:szCs w:val="23"/>
                     </w:rPr>
                     <w:t xml:space="preserve">B</w:t>
                   </w:r>
@@ -4723,8 +4925,8 @@
                     <w:rPr>
                       <w:rFonts w:ascii="Avenir Next" w:hAnsi="Avenir Next" w:cs="Avenir Next" w:eastAsia="Avenir Next"/>
                       <w:color w:val="1A1A1A"/>
-                      <w:sz w:val="21"/>
-                      <w:szCs w:val="21"/>
+                      <w:sz w:val="23"/>
+                      <w:szCs w:val="23"/>
                     </w:rPr>
                     <w:t xml:space="preserve">  </w:t>
                   </w:r>
@@ -4732,8 +4934,8 @@
                     <w:rPr>
                       <w:rFonts w:ascii="Avenir Next" w:hAnsi="Avenir Next" w:cs="Avenir Next" w:eastAsia="Avenir Next"/>
                       <w:color w:val="1A1A1A"/>
-                      <w:sz w:val="21"/>
-                      <w:szCs w:val="21"/>
+                      <w:sz w:val="23"/>
+                      <w:szCs w:val="23"/>
                     </w:rPr>
                     <w:t xml:space="preserve">17 out of 25</w:t>
                   </w:r>
@@ -4753,8 +4955,8 @@
                     <w:rPr>
                       <w:rFonts w:ascii="Arial" w:hAnsi="Arial" w:cs="Arial" w:eastAsia="Arial"/>
                       <w:color w:val="1A1A1A"/>
-                      <w:sz w:val="26"/>
-                      <w:szCs w:val="26"/>
+                      <w:sz w:val="28"/>
+                      <w:szCs w:val="28"/>
                     </w:rPr>
                     <w:t xml:space="preserve">□</w:t>
                   </w:r>
@@ -4762,8 +4964,8 @@
                     <w:rPr>
                       <w:rFonts w:ascii="Avenir Next" w:hAnsi="Avenir Next" w:cs="Avenir Next" w:eastAsia="Avenir Next"/>
                       <w:color w:val="1A1A1A"/>
-                      <w:sz w:val="21"/>
-                      <w:szCs w:val="21"/>
+                      <w:sz w:val="23"/>
+                      <w:szCs w:val="23"/>
                     </w:rPr>
                     <w:t xml:space="preserve">  </w:t>
                   </w:r>
@@ -4772,8 +4974,8 @@
                       <w:rFonts w:ascii="Avenir Next" w:hAnsi="Avenir Next" w:cs="Avenir Next" w:eastAsia="Avenir Next"/>
                       <w:b/>
                       <w:color w:val="003A70"/>
-                      <w:sz w:val="21"/>
-                      <w:szCs w:val="21"/>
+                      <w:sz w:val="23"/>
+                      <w:szCs w:val="23"/>
                     </w:rPr>
                     <w:t xml:space="preserve">C</w:t>
                   </w:r>
@@ -4781,8 +4983,8 @@
                     <w:rPr>
                       <w:rFonts w:ascii="Avenir Next" w:hAnsi="Avenir Next" w:cs="Avenir Next" w:eastAsia="Avenir Next"/>
                       <w:color w:val="1A1A1A"/>
-                      <w:sz w:val="21"/>
-                      <w:szCs w:val="21"/>
+                      <w:sz w:val="23"/>
+                      <w:szCs w:val="23"/>
                     </w:rPr>
                     <w:t xml:space="preserve">  </w:t>
                   </w:r>
@@ -4790,8 +4992,8 @@
                     <w:rPr>
                       <w:rFonts w:ascii="Avenir Next" w:hAnsi="Avenir Next" w:cs="Avenir Next" w:eastAsia="Avenir Next"/>
                       <w:color w:val="1A1A1A"/>
-                      <w:sz w:val="21"/>
-                      <w:szCs w:val="21"/>
+                      <w:sz w:val="23"/>
+                      <w:szCs w:val="23"/>
                     </w:rPr>
                     <w:t xml:space="preserve">36 out of 50</w:t>
                   </w:r>
@@ -4811,8 +5013,8 @@
                     <w:rPr>
                       <w:rFonts w:ascii="Arial" w:hAnsi="Arial" w:cs="Arial" w:eastAsia="Arial"/>
                       <w:color w:val="1A1A1A"/>
-                      <w:sz w:val="26"/>
-                      <w:szCs w:val="26"/>
+                      <w:sz w:val="28"/>
+                      <w:szCs w:val="28"/>
                     </w:rPr>
                     <w:t xml:space="preserve">□</w:t>
                   </w:r>
@@ -4820,8 +5022,8 @@
                     <w:rPr>
                       <w:rFonts w:ascii="Avenir Next" w:hAnsi="Avenir Next" w:cs="Avenir Next" w:eastAsia="Avenir Next"/>
                       <w:color w:val="1A1A1A"/>
-                      <w:sz w:val="21"/>
-                      <w:szCs w:val="21"/>
+                      <w:sz w:val="23"/>
+                      <w:szCs w:val="23"/>
                     </w:rPr>
                     <w:t xml:space="preserve">  </w:t>
                   </w:r>
@@ -4830,8 +5032,8 @@
                       <w:rFonts w:ascii="Avenir Next" w:hAnsi="Avenir Next" w:cs="Avenir Next" w:eastAsia="Avenir Next"/>
                       <w:b/>
                       <w:color w:val="003A70"/>
-                      <w:sz w:val="21"/>
-                      <w:szCs w:val="21"/>
+                      <w:sz w:val="23"/>
+                      <w:szCs w:val="23"/>
                     </w:rPr>
                     <w:t xml:space="preserve">D</w:t>
                   </w:r>
@@ -4839,8 +5041,8 @@
                     <w:rPr>
                       <w:rFonts w:ascii="Avenir Next" w:hAnsi="Avenir Next" w:cs="Avenir Next" w:eastAsia="Avenir Next"/>
                       <w:color w:val="1A1A1A"/>
-                      <w:sz w:val="21"/>
-                      <w:szCs w:val="21"/>
+                      <w:sz w:val="23"/>
+                      <w:szCs w:val="23"/>
                     </w:rPr>
                     <w:t xml:space="preserve">  </w:t>
                   </w:r>
@@ -4848,8 +5050,8 @@
                     <w:rPr>
                       <w:rFonts w:ascii="Avenir Next" w:hAnsi="Avenir Next" w:cs="Avenir Next" w:eastAsia="Avenir Next"/>
                       <w:color w:val="1A1A1A"/>
-                      <w:sz w:val="21"/>
-                      <w:szCs w:val="21"/>
+                      <w:sz w:val="23"/>
+                      <w:szCs w:val="23"/>
                     </w:rPr>
                     <w:t xml:space="preserve">7 out of 10</w:t>
                   </w:r>
@@ -4922,8 +5124,8 @@
                 <w:rFonts w:ascii="Avenir Next" w:hAnsi="Avenir Next" w:cs="Avenir Next" w:eastAsia="Avenir Next"/>
                 <w:b/>
                 <w:color w:val="1A1A1A"/>
-                <w:sz w:val="22"/>
-                <w:szCs w:val="22"/>
+                <w:sz w:val="24"/>
+                <w:szCs w:val="24"/>
               </w:rPr>
               <w:t xml:space="preserve">5.</w:t>
             </w:r>
@@ -4931,8 +5133,8 @@
               <w:rPr>
                 <w:rFonts w:ascii="Avenir Next" w:hAnsi="Avenir Next" w:cs="Avenir Next" w:eastAsia="Avenir Next"/>
                 <w:color w:val="1A1A1A"/>
-                <w:sz w:val="22"/>
-                <w:szCs w:val="22"/>
+                <w:sz w:val="24"/>
+                <w:szCs w:val="24"/>
               </w:rPr>
               <w:tab/>
             </w:r>
@@ -4941,8 +5143,8 @@
                 <w:rFonts w:ascii="Avenir Next" w:hAnsi="Avenir Next" w:cs="Avenir Next" w:eastAsia="Avenir Next"/>
                 <w:b/>
                 <w:color w:val="1A1A1A"/>
-                <w:sz w:val="22"/>
-                <w:szCs w:val="22"/>
+                <w:sz w:val="24"/>
+                <w:szCs w:val="24"/>
               </w:rPr>
               <w:t xml:space="preserve">Find the Error.  </w:t>
             </w:r>
@@ -4950,8 +5152,8 @@
               <w:rPr>
                 <w:rFonts w:ascii="Avenir Next" w:hAnsi="Avenir Next" w:cs="Avenir Next" w:eastAsia="Avenir Next"/>
                 <w:color w:val="1A1A1A"/>
-                <w:sz w:val="22"/>
-                <w:szCs w:val="22"/>
+                <w:sz w:val="24"/>
+                <w:szCs w:val="24"/>
               </w:rPr>
               <w:t xml:space="preserve">Deja says 18 out of 24 = 24 out of 30. Is she right? Explain.</w:t>
             </w:r>
@@ -4977,8 +5179,8 @@
                 <w:rFonts w:ascii="Avenir Next" w:hAnsi="Avenir Next" w:cs="Avenir Next" w:eastAsia="Avenir Next"/>
                 <w:i/>
                 <w:color w:val="1A1A1A"/>
-                <w:sz w:val="18"/>
-                <w:szCs w:val="18"/>
+                <w:sz w:val="21"/>
+                <w:szCs w:val="21"/>
               </w:rPr>
               <w:t xml:space="preserve">Deja is </w:t>
             </w:r>
@@ -4986,8 +5188,8 @@
               <w:rPr>
                 <w:rFonts w:ascii="Avenir Next" w:hAnsi="Avenir Next" w:cs="Avenir Next" w:eastAsia="Avenir Next"/>
                 <w:color w:val="1A1A1A"/>
-                <w:sz w:val="18"/>
-                <w:szCs w:val="18"/>
+                <w:sz w:val="21"/>
+                <w:szCs w:val="21"/>
                 <w:u w:val="single"/>
               </w:rPr>
               <w:t xml:space="preserve">      </w:t>
@@ -4997,8 +5199,8 @@
                 <w:rFonts w:ascii="Avenir Next" w:hAnsi="Avenir Next" w:cs="Avenir Next" w:eastAsia="Avenir Next"/>
                 <w:i/>
                 <w:color w:val="1A1A1A"/>
-                <w:sz w:val="18"/>
-                <w:szCs w:val="18"/>
+                <w:sz w:val="21"/>
+                <w:szCs w:val="21"/>
               </w:rPr>
               <w:t xml:space="preserve"> because 18/24 = </w:t>
             </w:r>
@@ -5006,8 +5208,8 @@
               <w:rPr>
                 <w:rFonts w:ascii="Avenir Next" w:hAnsi="Avenir Next" w:cs="Avenir Next" w:eastAsia="Avenir Next"/>
                 <w:color w:val="1A1A1A"/>
-                <w:sz w:val="18"/>
-                <w:szCs w:val="18"/>
+                <w:sz w:val="21"/>
+                <w:szCs w:val="21"/>
                 <w:u w:val="single"/>
               </w:rPr>
               <w:t xml:space="preserve">      </w:t>
@@ -5017,8 +5219,8 @@
                 <w:rFonts w:ascii="Avenir Next" w:hAnsi="Avenir Next" w:cs="Avenir Next" w:eastAsia="Avenir Next"/>
                 <w:i/>
                 <w:color w:val="1A1A1A"/>
-                <w:sz w:val="18"/>
-                <w:szCs w:val="18"/>
+                <w:sz w:val="21"/>
+                <w:szCs w:val="21"/>
               </w:rPr>
               <w:t xml:space="preserve">% and 24/30 = </w:t>
             </w:r>
@@ -5026,8 +5228,8 @@
               <w:rPr>
                 <w:rFonts w:ascii="Avenir Next" w:hAnsi="Avenir Next" w:cs="Avenir Next" w:eastAsia="Avenir Next"/>
                 <w:color w:val="1A1A1A"/>
-                <w:sz w:val="18"/>
-                <w:szCs w:val="18"/>
+                <w:sz w:val="21"/>
+                <w:szCs w:val="21"/>
                 <w:u w:val="single"/>
               </w:rPr>
               <w:t xml:space="preserve">      </w:t>
@@ -5037,8 +5239,8 @@
                 <w:rFonts w:ascii="Avenir Next" w:hAnsi="Avenir Next" w:cs="Avenir Next" w:eastAsia="Avenir Next"/>
                 <w:i/>
                 <w:color w:val="1A1A1A"/>
-                <w:sz w:val="18"/>
-                <w:szCs w:val="18"/>
+                <w:sz w:val="21"/>
+                <w:szCs w:val="21"/>
               </w:rPr>
               <w:t xml:space="preserve">%.</w:t>
             </w:r>
@@ -5132,6 +5334,7 @@
           <w:tab w:val="right" w:pos="9504"/>
         </w:tabs>
         <w:spacing w:before="90" w:after="50" w:line="240" w:lineRule="auto"/>
+        <w:outlineLvl w:val="1"/>
       </w:pPr>
       <w:r>
         <w:rPr>
@@ -5139,8 +5342,8 @@
           <w:b/>
           <w:color w:val="003A70"/>
           <w:spacing w:val="14"/>
-          <w:sz w:val="21"/>
-          <w:szCs w:val="21"/>
+          <w:sz w:val="22"/>
+          <w:szCs w:val="22"/>
         </w:rPr>
         <w:t xml:space="preserve">TEST PRACTICE</w:t>
       </w:r>
@@ -5216,8 +5419,8 @@
                 <w:rFonts w:ascii="Avenir Next" w:hAnsi="Avenir Next" w:cs="Avenir Next" w:eastAsia="Avenir Next"/>
                 <w:b/>
                 <w:color w:val="1A1A1A"/>
-                <w:sz w:val="22"/>
-                <w:szCs w:val="22"/>
+                <w:sz w:val="24"/>
+                <w:szCs w:val="24"/>
               </w:rPr>
               <w:t xml:space="preserve">6.</w:t>
             </w:r>
@@ -5225,8 +5428,8 @@
               <w:rPr>
                 <w:rFonts w:ascii="Avenir Next" w:hAnsi="Avenir Next" w:cs="Avenir Next" w:eastAsia="Avenir Next"/>
                 <w:color w:val="1A1A1A"/>
-                <w:sz w:val="22"/>
-                <w:szCs w:val="22"/>
+                <w:sz w:val="24"/>
+                <w:szCs w:val="24"/>
               </w:rPr>
               <w:tab/>
             </w:r>
@@ -5234,10 +5437,105 @@
               <w:rPr>
                 <w:rFonts w:ascii="Avenir Next" w:hAnsi="Avenir Next" w:cs="Avenir Next" w:eastAsia="Avenir Next"/>
                 <w:color w:val="1A1A1A"/>
-                <w:sz w:val="22"/>
-                <w:szCs w:val="22"/>
+                <w:sz w:val="24"/>
+                <w:szCs w:val="24"/>
               </w:rPr>
               <w:t xml:space="preserve">Which record has the greatest percent?</w:t>
+            </w:r>
+          </w:p>
+          <w:p>
+            <w:pPr>
+              <w:keepNext/>
+              <w:tabs>
+                <w:tab w:val="left" w:pos="1300"/>
+              </w:tabs>
+              <w:spacing w:before="0" w:after="30" w:line="264" w:lineRule="auto"/>
+              <w:ind w:left="1300" w:hanging="868"/>
+            </w:pPr>
+            <w:r>
+              <w:rPr>
+                <w:rFonts w:ascii="Avenir Next" w:hAnsi="Avenir Next" w:cs="Avenir Next" w:eastAsia="Avenir Next"/>
+                <w:b/>
+                <w:color w:val="003A70"/>
+                <w:sz w:val="21"/>
+                <w:szCs w:val="21"/>
+              </w:rPr>
+              <w:t xml:space="preserve">Step 1</w:t>
+            </w:r>
+            <w:r>
+              <w:rPr>
+                <w:rFonts w:ascii="Avenir Next" w:hAnsi="Avenir Next" w:cs="Avenir Next" w:eastAsia="Avenir Next"/>
+                <w:color w:val="1A1A1A"/>
+                <w:sz w:val="21"/>
+                <w:szCs w:val="21"/>
+              </w:rPr>
+              <w:tab/>
+            </w:r>
+            <w:r>
+              <w:rPr>
+                <w:rFonts w:ascii="Avenir Next" w:hAnsi="Avenir Next" w:cs="Avenir Next" w:eastAsia="Avenir Next"/>
+                <w:color w:val="1A1A1A"/>
+                <w:sz w:val="22"/>
+                <w:szCs w:val="22"/>
+              </w:rPr>
+              <w:t xml:space="preserve">Write each record out of 100.</w:t>
+            </w:r>
+          </w:p>
+          <w:p>
+            <w:pPr>
+              <w:keepNext/>
+              <w:tabs>
+                <w:tab w:val="left" w:pos="1300"/>
+              </w:tabs>
+              <w:spacing w:before="0" w:after="30" w:line="264" w:lineRule="auto"/>
+              <w:ind w:left="1300" w:hanging="868"/>
+            </w:pPr>
+            <w:r>
+              <w:rPr>
+                <w:rFonts w:ascii="Avenir Next" w:hAnsi="Avenir Next" w:cs="Avenir Next" w:eastAsia="Avenir Next"/>
+                <w:b/>
+                <w:color w:val="003A70"/>
+                <w:sz w:val="21"/>
+                <w:szCs w:val="21"/>
+              </w:rPr>
+              <w:t xml:space="preserve">Step 2</w:t>
+            </w:r>
+            <w:r>
+              <w:rPr>
+                <w:rFonts w:ascii="Avenir Next" w:hAnsi="Avenir Next" w:cs="Avenir Next" w:eastAsia="Avenir Next"/>
+                <w:color w:val="1A1A1A"/>
+                <w:sz w:val="21"/>
+                <w:szCs w:val="21"/>
+              </w:rPr>
+              <w:tab/>
+            </w:r>
+            <w:r>
+              <w:rPr>
+                <w:rFonts w:ascii="Avenir Next" w:hAnsi="Avenir Next" w:cs="Avenir Next" w:eastAsia="Avenir Next"/>
+                <w:color w:val="1A1A1A"/>
+                <w:sz w:val="22"/>
+                <w:szCs w:val="22"/>
+              </w:rPr>
+              <w:t xml:space="preserve">Pick the </w:t>
+            </w:r>
+            <w:r>
+              <w:rPr>
+                <w:rFonts w:ascii="Avenir Next" w:hAnsi="Avenir Next" w:cs="Avenir Next" w:eastAsia="Avenir Next"/>
+                <w:b/>
+                <w:color w:val="1A1A1A"/>
+                <w:sz w:val="22"/>
+                <w:szCs w:val="22"/>
+              </w:rPr>
+              <w:t xml:space="preserve">greatest</w:t>
+            </w:r>
+            <w:r>
+              <w:rPr>
+                <w:rFonts w:ascii="Avenir Next" w:hAnsi="Avenir Next" w:cs="Avenir Next" w:eastAsia="Avenir Next"/>
+                <w:color w:val="1A1A1A"/>
+                <w:sz w:val="22"/>
+                <w:szCs w:val="22"/>
+              </w:rPr>
+              <w:t xml:space="preserve"> percent.</w:t>
             </w:r>
           </w:p>
           <w:tbl>
@@ -5290,8 +5588,8 @@
                       <w:rFonts w:ascii="Avenir Next" w:hAnsi="Avenir Next" w:cs="Avenir Next" w:eastAsia="Avenir Next"/>
                       <w:b/>
                       <w:color w:val="003A70"/>
-                      <w:sz w:val="21"/>
-                      <w:szCs w:val="21"/>
+                      <w:sz w:val="23"/>
+                      <w:szCs w:val="23"/>
                     </w:rPr>
                     <w:t xml:space="preserve">A</w:t>
                   </w:r>
@@ -5299,8 +5597,8 @@
                     <w:rPr>
                       <w:rFonts w:ascii="Avenir Next" w:hAnsi="Avenir Next" w:cs="Avenir Next" w:eastAsia="Avenir Next"/>
                       <w:color w:val="1A1A1A"/>
-                      <w:sz w:val="21"/>
-                      <w:szCs w:val="21"/>
+                      <w:sz w:val="23"/>
+                      <w:szCs w:val="23"/>
                     </w:rPr>
                     <w:tab/>
                   </w:r>
@@ -5308,8 +5606,8 @@
                     <w:rPr>
                       <w:rFonts w:ascii="Avenir Next" w:hAnsi="Avenir Next" w:cs="Avenir Next" w:eastAsia="Avenir Next"/>
                       <w:color w:val="1A1A1A"/>
-                      <w:sz w:val="21"/>
-                      <w:szCs w:val="21"/>
+                      <w:sz w:val="23"/>
+                      <w:szCs w:val="23"/>
                     </w:rPr>
                     <w:t xml:space="preserve">13 out of 20</w:t>
                   </w:r>
@@ -5333,8 +5631,8 @@
                       <w:rFonts w:ascii="Avenir Next" w:hAnsi="Avenir Next" w:cs="Avenir Next" w:eastAsia="Avenir Next"/>
                       <w:b/>
                       <w:color w:val="003A70"/>
-                      <w:sz w:val="21"/>
-                      <w:szCs w:val="21"/>
+                      <w:sz w:val="23"/>
+                      <w:szCs w:val="23"/>
                     </w:rPr>
                     <w:t xml:space="preserve">B</w:t>
                   </w:r>
@@ -5342,8 +5640,8 @@
                     <w:rPr>
                       <w:rFonts w:ascii="Avenir Next" w:hAnsi="Avenir Next" w:cs="Avenir Next" w:eastAsia="Avenir Next"/>
                       <w:color w:val="1A1A1A"/>
-                      <w:sz w:val="21"/>
-                      <w:szCs w:val="21"/>
+                      <w:sz w:val="23"/>
+                      <w:szCs w:val="23"/>
                     </w:rPr>
                     <w:tab/>
                   </w:r>
@@ -5351,8 +5649,8 @@
                     <w:rPr>
                       <w:rFonts w:ascii="Avenir Next" w:hAnsi="Avenir Next" w:cs="Avenir Next" w:eastAsia="Avenir Next"/>
                       <w:color w:val="1A1A1A"/>
-                      <w:sz w:val="21"/>
-                      <w:szCs w:val="21"/>
+                      <w:sz w:val="23"/>
+                      <w:szCs w:val="23"/>
                     </w:rPr>
                     <w:t xml:space="preserve">16 out of 25</w:t>
                   </w:r>
@@ -5376,8 +5674,8 @@
                       <w:rFonts w:ascii="Avenir Next" w:hAnsi="Avenir Next" w:cs="Avenir Next" w:eastAsia="Avenir Next"/>
                       <w:b/>
                       <w:color w:val="003A70"/>
-                      <w:sz w:val="21"/>
-                      <w:szCs w:val="21"/>
+                      <w:sz w:val="23"/>
+                      <w:szCs w:val="23"/>
                     </w:rPr>
                     <w:t xml:space="preserve">C</w:t>
                   </w:r>
@@ -5385,8 +5683,8 @@
                     <w:rPr>
                       <w:rFonts w:ascii="Avenir Next" w:hAnsi="Avenir Next" w:cs="Avenir Next" w:eastAsia="Avenir Next"/>
                       <w:color w:val="1A1A1A"/>
-                      <w:sz w:val="21"/>
-                      <w:szCs w:val="21"/>
+                      <w:sz w:val="23"/>
+                      <w:szCs w:val="23"/>
                     </w:rPr>
                     <w:tab/>
                   </w:r>
@@ -5394,8 +5692,8 @@
                     <w:rPr>
                       <w:rFonts w:ascii="Avenir Next" w:hAnsi="Avenir Next" w:cs="Avenir Next" w:eastAsia="Avenir Next"/>
                       <w:color w:val="1A1A1A"/>
-                      <w:sz w:val="21"/>
-                      <w:szCs w:val="21"/>
+                      <w:sz w:val="23"/>
+                      <w:szCs w:val="23"/>
                     </w:rPr>
                     <w:t xml:space="preserve">33 out of 50</w:t>
                   </w:r>
@@ -5419,8 +5717,8 @@
                       <w:rFonts w:ascii="Avenir Next" w:hAnsi="Avenir Next" w:cs="Avenir Next" w:eastAsia="Avenir Next"/>
                       <w:b/>
                       <w:color w:val="003A70"/>
-                      <w:sz w:val="21"/>
-                      <w:szCs w:val="21"/>
+                      <w:sz w:val="23"/>
+                      <w:szCs w:val="23"/>
                     </w:rPr>
                     <w:t xml:space="preserve">D</w:t>
                   </w:r>
@@ -5428,8 +5726,8 @@
                     <w:rPr>
                       <w:rFonts w:ascii="Avenir Next" w:hAnsi="Avenir Next" w:cs="Avenir Next" w:eastAsia="Avenir Next"/>
                       <w:color w:val="1A1A1A"/>
-                      <w:sz w:val="21"/>
-                      <w:szCs w:val="21"/>
+                      <w:sz w:val="23"/>
+                      <w:szCs w:val="23"/>
                     </w:rPr>
                     <w:tab/>
                   </w:r>
@@ -5437,8 +5735,8 @@
                     <w:rPr>
                       <w:rFonts w:ascii="Avenir Next" w:hAnsi="Avenir Next" w:cs="Avenir Next" w:eastAsia="Avenir Next"/>
                       <w:color w:val="1A1A1A"/>
-                      <w:sz w:val="21"/>
-                      <w:szCs w:val="21"/>
+                      <w:sz w:val="23"/>
+                      <w:szCs w:val="23"/>
                     </w:rPr>
                     <w:t xml:space="preserve">6 out of 10</w:t>
                   </w:r>
@@ -5511,8 +5809,8 @@
                 <w:rFonts w:ascii="Avenir Next" w:hAnsi="Avenir Next" w:cs="Avenir Next" w:eastAsia="Avenir Next"/>
                 <w:b/>
                 <w:color w:val="1A1A1A"/>
-                <w:sz w:val="22"/>
-                <w:szCs w:val="22"/>
+                <w:sz w:val="24"/>
+                <w:szCs w:val="24"/>
               </w:rPr>
               <w:t xml:space="preserve">7.</w:t>
             </w:r>
@@ -5520,8 +5818,8 @@
               <w:rPr>
                 <w:rFonts w:ascii="Avenir Next" w:hAnsi="Avenir Next" w:cs="Avenir Next" w:eastAsia="Avenir Next"/>
                 <w:color w:val="1A1A1A"/>
-                <w:sz w:val="22"/>
-                <w:szCs w:val="22"/>
+                <w:sz w:val="24"/>
+                <w:szCs w:val="24"/>
               </w:rPr>
               <w:tab/>
             </w:r>
@@ -5529,8 +5827,8 @@
               <w:rPr>
                 <w:rFonts w:ascii="Avenir Next" w:hAnsi="Avenir Next" w:cs="Avenir Next" w:eastAsia="Avenir Next"/>
                 <w:color w:val="1A1A1A"/>
-                <w:sz w:val="22"/>
-                <w:szCs w:val="22"/>
+                <w:sz w:val="24"/>
+                <w:szCs w:val="24"/>
               </w:rPr>
               <w:t xml:space="preserve">Team A won 12 of 16 games. Team B won 15 of 25 games. Which is true?</w:t>
             </w:r>
@@ -5549,8 +5847,8 @@
                 <w:rFonts w:ascii="Avenir Next" w:hAnsi="Avenir Next" w:cs="Avenir Next" w:eastAsia="Avenir Next"/>
                 <w:b/>
                 <w:color w:val="003A70"/>
-                <w:sz w:val="18"/>
-                <w:szCs w:val="18"/>
+                <w:sz w:val="21"/>
+                <w:szCs w:val="21"/>
               </w:rPr>
               <w:t xml:space="preserve">Step 1</w:t>
             </w:r>
@@ -5558,8 +5856,8 @@
               <w:rPr>
                 <w:rFonts w:ascii="Avenir Next" w:hAnsi="Avenir Next" w:cs="Avenir Next" w:eastAsia="Avenir Next"/>
                 <w:color w:val="1A1A1A"/>
-                <w:sz w:val="18"/>
-                <w:szCs w:val="18"/>
+                <w:sz w:val="21"/>
+                <w:szCs w:val="21"/>
               </w:rPr>
               <w:tab/>
             </w:r>
@@ -5567,8 +5865,8 @@
               <w:rPr>
                 <w:rFonts w:ascii="Avenir Next" w:hAnsi="Avenir Next" w:cs="Avenir Next" w:eastAsia="Avenir Next"/>
                 <w:color w:val="1A1A1A"/>
-                <w:sz w:val="21"/>
-                <w:szCs w:val="21"/>
+                <w:sz w:val="22"/>
+                <w:szCs w:val="22"/>
               </w:rPr>
               <w:t xml:space="preserve">Find Team A’s percent: 12 ÷ 16.</w:t>
             </w:r>
@@ -5587,8 +5885,8 @@
                 <w:rFonts w:ascii="Avenir Next" w:hAnsi="Avenir Next" w:cs="Avenir Next" w:eastAsia="Avenir Next"/>
                 <w:b/>
                 <w:color w:val="003A70"/>
-                <w:sz w:val="18"/>
-                <w:szCs w:val="18"/>
+                <w:sz w:val="21"/>
+                <w:szCs w:val="21"/>
               </w:rPr>
               <w:t xml:space="preserve">Step 2</w:t>
             </w:r>
@@ -5596,8 +5894,8 @@
               <w:rPr>
                 <w:rFonts w:ascii="Avenir Next" w:hAnsi="Avenir Next" w:cs="Avenir Next" w:eastAsia="Avenir Next"/>
                 <w:color w:val="1A1A1A"/>
-                <w:sz w:val="18"/>
-                <w:szCs w:val="18"/>
+                <w:sz w:val="21"/>
+                <w:szCs w:val="21"/>
               </w:rPr>
               <w:tab/>
             </w:r>
@@ -5605,8 +5903,8 @@
               <w:rPr>
                 <w:rFonts w:ascii="Avenir Next" w:hAnsi="Avenir Next" w:cs="Avenir Next" w:eastAsia="Avenir Next"/>
                 <w:color w:val="1A1A1A"/>
-                <w:sz w:val="21"/>
-                <w:szCs w:val="21"/>
+                <w:sz w:val="22"/>
+                <w:szCs w:val="22"/>
               </w:rPr>
               <w:t xml:space="preserve">Find Team B’s percent: 15 ÷ 25.</w:t>
             </w:r>
@@ -5625,8 +5923,8 @@
                 <w:rFonts w:ascii="Avenir Next" w:hAnsi="Avenir Next" w:cs="Avenir Next" w:eastAsia="Avenir Next"/>
                 <w:b/>
                 <w:color w:val="003A70"/>
-                <w:sz w:val="18"/>
-                <w:szCs w:val="18"/>
+                <w:sz w:val="21"/>
+                <w:szCs w:val="21"/>
               </w:rPr>
               <w:t xml:space="preserve">Step 3</w:t>
             </w:r>
@@ -5634,8 +5932,8 @@
               <w:rPr>
                 <w:rFonts w:ascii="Avenir Next" w:hAnsi="Avenir Next" w:cs="Avenir Next" w:eastAsia="Avenir Next"/>
                 <w:color w:val="1A1A1A"/>
-                <w:sz w:val="18"/>
-                <w:szCs w:val="18"/>
+                <w:sz w:val="21"/>
+                <w:szCs w:val="21"/>
               </w:rPr>
               <w:tab/>
             </w:r>
@@ -5643,8 +5941,8 @@
               <w:rPr>
                 <w:rFonts w:ascii="Avenir Next" w:hAnsi="Avenir Next" w:cs="Avenir Next" w:eastAsia="Avenir Next"/>
                 <w:color w:val="1A1A1A"/>
-                <w:sz w:val="21"/>
-                <w:szCs w:val="21"/>
+                <w:sz w:val="22"/>
+                <w:szCs w:val="22"/>
               </w:rPr>
               <w:t xml:space="preserve">Pick the true sentence.</w:t>
             </w:r>
@@ -5697,8 +5995,8 @@
                       <w:rFonts w:ascii="Avenir Next" w:hAnsi="Avenir Next" w:cs="Avenir Next" w:eastAsia="Avenir Next"/>
                       <w:b/>
                       <w:color w:val="003A70"/>
-                      <w:sz w:val="21"/>
-                      <w:szCs w:val="21"/>
+                      <w:sz w:val="23"/>
+                      <w:szCs w:val="23"/>
                     </w:rPr>
                     <w:t xml:space="preserve">A</w:t>
                   </w:r>
@@ -5706,8 +6004,8 @@
                     <w:rPr>
                       <w:rFonts w:ascii="Avenir Next" w:hAnsi="Avenir Next" w:cs="Avenir Next" w:eastAsia="Avenir Next"/>
                       <w:color w:val="1A1A1A"/>
-                      <w:sz w:val="21"/>
-                      <w:szCs w:val="21"/>
+                      <w:sz w:val="23"/>
+                      <w:szCs w:val="23"/>
                     </w:rPr>
                     <w:tab/>
                   </w:r>
@@ -5715,8 +6013,8 @@
                     <w:rPr>
                       <w:rFonts w:ascii="Avenir Next" w:hAnsi="Avenir Next" w:cs="Avenir Next" w:eastAsia="Avenir Next"/>
                       <w:color w:val="1A1A1A"/>
-                      <w:sz w:val="21"/>
-                      <w:szCs w:val="21"/>
+                      <w:sz w:val="23"/>
+                      <w:szCs w:val="23"/>
                     </w:rPr>
                     <w:t xml:space="preserve">B did better. It won more games.</w:t>
                   </w:r>
@@ -5740,8 +6038,8 @@
                       <w:rFonts w:ascii="Avenir Next" w:hAnsi="Avenir Next" w:cs="Avenir Next" w:eastAsia="Avenir Next"/>
                       <w:b/>
                       <w:color w:val="003A70"/>
-                      <w:sz w:val="21"/>
-                      <w:szCs w:val="21"/>
+                      <w:sz w:val="23"/>
+                      <w:szCs w:val="23"/>
                     </w:rPr>
                     <w:t xml:space="preserve">B</w:t>
                   </w:r>
@@ -5749,8 +6047,8 @@
                     <w:rPr>
                       <w:rFonts w:ascii="Avenir Next" w:hAnsi="Avenir Next" w:cs="Avenir Next" w:eastAsia="Avenir Next"/>
                       <w:color w:val="1A1A1A"/>
-                      <w:sz w:val="21"/>
-                      <w:szCs w:val="21"/>
+                      <w:sz w:val="23"/>
+                      <w:szCs w:val="23"/>
                     </w:rPr>
                     <w:tab/>
                   </w:r>
@@ -5758,8 +6056,8 @@
                     <w:rPr>
                       <w:rFonts w:ascii="Avenir Next" w:hAnsi="Avenir Next" w:cs="Avenir Next" w:eastAsia="Avenir Next"/>
                       <w:color w:val="1A1A1A"/>
-                      <w:sz w:val="21"/>
-                      <w:szCs w:val="21"/>
+                      <w:sz w:val="23"/>
+                      <w:szCs w:val="23"/>
                     </w:rPr>
                     <w:t xml:space="preserve">A won 75%, B won 60%. A did better.</w:t>
                   </w:r>
@@ -5788,8 +6086,8 @@
                       <w:rFonts w:ascii="Avenir Next" w:hAnsi="Avenir Next" w:cs="Avenir Next" w:eastAsia="Avenir Next"/>
                       <w:b/>
                       <w:color w:val="003A70"/>
-                      <w:sz w:val="21"/>
-                      <w:szCs w:val="21"/>
+                      <w:sz w:val="23"/>
+                      <w:szCs w:val="23"/>
                     </w:rPr>
                     <w:t xml:space="preserve">C</w:t>
                   </w:r>
@@ -5797,8 +6095,8 @@
                     <w:rPr>
                       <w:rFonts w:ascii="Avenir Next" w:hAnsi="Avenir Next" w:cs="Avenir Next" w:eastAsia="Avenir Next"/>
                       <w:color w:val="1A1A1A"/>
-                      <w:sz w:val="21"/>
-                      <w:szCs w:val="21"/>
+                      <w:sz w:val="23"/>
+                      <w:szCs w:val="23"/>
                     </w:rPr>
                     <w:tab/>
                   </w:r>
@@ -5806,8 +6104,8 @@
                     <w:rPr>
                       <w:rFonts w:ascii="Avenir Next" w:hAnsi="Avenir Next" w:cs="Avenir Next" w:eastAsia="Avenir Next"/>
                       <w:color w:val="1A1A1A"/>
-                      <w:sz w:val="21"/>
-                      <w:szCs w:val="21"/>
+                      <w:sz w:val="23"/>
+                      <w:szCs w:val="23"/>
                     </w:rPr>
                     <w:t xml:space="preserve">Both teams did equally well.</w:t>
                   </w:r>
@@ -5831,8 +6129,8 @@
                       <w:rFonts w:ascii="Avenir Next" w:hAnsi="Avenir Next" w:cs="Avenir Next" w:eastAsia="Avenir Next"/>
                       <w:b/>
                       <w:color w:val="003A70"/>
-                      <w:sz w:val="21"/>
-                      <w:szCs w:val="21"/>
+                      <w:sz w:val="23"/>
+                      <w:szCs w:val="23"/>
                     </w:rPr>
                     <w:t xml:space="preserve">D</w:t>
                   </w:r>
@@ -5840,8 +6138,8 @@
                     <w:rPr>
                       <w:rFonts w:ascii="Avenir Next" w:hAnsi="Avenir Next" w:cs="Avenir Next" w:eastAsia="Avenir Next"/>
                       <w:color w:val="1A1A1A"/>
-                      <w:sz w:val="21"/>
-                      <w:szCs w:val="21"/>
+                      <w:sz w:val="23"/>
+                      <w:szCs w:val="23"/>
                     </w:rPr>
                     <w:tab/>
                   </w:r>
@@ -5849,8 +6147,8 @@
                     <w:rPr>
                       <w:rFonts w:ascii="Avenir Next" w:hAnsi="Avenir Next" w:cs="Avenir Next" w:eastAsia="Avenir Next"/>
                       <w:color w:val="1A1A1A"/>
-                      <w:sz w:val="21"/>
-                      <w:szCs w:val="21"/>
+                      <w:sz w:val="23"/>
+                      <w:szCs w:val="23"/>
                     </w:rPr>
                     <w:t xml:space="preserve">A won 12%, B won 15%.</w:t>
                   </w:r>
